--- a/关于半圆周率.docx
+++ b/关于半圆周率.docx
@@ -46,7 +46,21 @@
         <w:rPr>
           <w:rFonts w:hint="eastAsia"/>
         </w:rPr>
-        <w:t>回顾自然对数底e，它的极限形式为，</w:t>
+        <w:t>回顾自然对数底</w:t>
+      </w:r>
+      <m:oMath>
+        <m:r>
+          <w:rPr>
+            <w:rFonts w:ascii="Cambria Math" w:hAnsi="Cambria Math" w:hint="eastAsia"/>
+          </w:rPr>
+          <m:t>e</m:t>
+        </m:r>
+      </m:oMath>
+      <w:r>
+        <w:rPr>
+          <w:rFonts w:hint="eastAsia"/>
+        </w:rPr>
+        <w:t>，它的极限形式为，</w:t>
       </w:r>
     </w:p>
     <w:p>
@@ -189,7 +203,21 @@
         <w:rPr>
           <w:rFonts w:hint="eastAsia"/>
         </w:rPr>
-        <w:t>可以将其解释为，单位1增加一个无穷小量之后无穷次自乘的结果。以e为底的自然对数函数</w:t>
+        <w:t>可以将其解释为，单位1增加一个无穷小量之后无穷次自乘的结果。以</w:t>
+      </w:r>
+      <m:oMath>
+        <m:r>
+          <w:rPr>
+            <w:rFonts w:ascii="Cambria Math" w:hAnsi="Cambria Math" w:hint="eastAsia"/>
+          </w:rPr>
+          <m:t>e</m:t>
+        </m:r>
+      </m:oMath>
+      <w:r>
+        <w:rPr>
+          <w:rFonts w:hint="eastAsia"/>
+        </w:rPr>
+        <w:t>为底的自然对数函数</w:t>
       </w:r>
       <w:r>
         <w:rPr>
@@ -4976,6 +5004,11 @@
       </m:oMathPara>
     </w:p>
     <w:p>
+      <w:pPr>
+        <w:rPr>
+          <w:rFonts w:hint="eastAsia"/>
+        </w:rPr>
+      </w:pPr>
       <w:r>
         <w:rPr>
           <w:rFonts w:hint="eastAsia"/>
@@ -4994,11 +5027,14 @@
         <w:rPr>
           <w:rFonts w:hint="eastAsia"/>
         </w:rPr>
-        <w:t>次，</w:t>
+        <w:t>次</w:t>
       </w:r>
-    </w:p>
-    <w:p/>
-    <w:p>
+      <w:r>
+        <w:rPr>
+          <w:rFonts w:hint="eastAsia"/>
+        </w:rPr>
+        <w:t>。</w:t>
+      </w:r>
       <w:r>
         <w:rPr>
           <w:rFonts w:hint="eastAsia"/>
@@ -5007,19 +5043,18 @@
       </w:r>
     </w:p>
     <w:p>
+      <w:pPr>
+        <w:rPr>
+          <w:rFonts w:hint="eastAsia"/>
+        </w:rPr>
+      </w:pPr>
       <m:oMathPara>
         <m:oMath>
           <m:r>
             <w:rPr>
               <w:rFonts w:ascii="Cambria Math" w:hAnsi="Cambria Math"/>
             </w:rPr>
-            <m:t>e(x)</m:t>
-          </m:r>
-          <m:r>
-            <w:rPr>
-              <w:rFonts w:ascii="Cambria Math" w:hAnsi="Cambria Math"/>
-            </w:rPr>
-            <m:t>=</m:t>
+            <m:t>e(x)=</m:t>
           </m:r>
           <m:nary>
             <m:naryPr>
@@ -5036,13 +5071,7 @@
                 <w:rPr>
                   <w:rFonts w:ascii="Cambria Math" w:hAnsi="Cambria Math"/>
                 </w:rPr>
-                <m:t>n</m:t>
-              </m:r>
-              <m:r>
-                <w:rPr>
-                  <w:rFonts w:ascii="Cambria Math" w:hAnsi="Cambria Math"/>
-                </w:rPr>
-                <m:t>=0</m:t>
+                <m:t>n=0</m:t>
               </m:r>
             </m:sub>
             <m:sup>
@@ -5096,13 +5125,7 @@
                     <w:rPr>
                       <w:rFonts w:ascii="Cambria Math" w:hAnsi="Cambria Math"/>
                     </w:rPr>
-                    <m:t>n</m:t>
-                  </m:r>
-                  <m:r>
-                    <w:rPr>
-                      <w:rFonts w:ascii="Cambria Math" w:hAnsi="Cambria Math"/>
-                    </w:rPr>
-                    <m:t>!</m:t>
+                    <m:t>n!</m:t>
                   </m:r>
                 </m:den>
               </m:f>
@@ -5112,6 +5135,11 @@
       </m:oMathPara>
     </w:p>
     <w:p>
+      <w:pPr>
+        <w:rPr>
+          <w:rFonts w:hint="eastAsia"/>
+        </w:rPr>
+      </w:pPr>
       <w:r>
         <w:rPr>
           <w:rFonts w:hint="eastAsia"/>
@@ -5134,13 +5162,17 @@
       </w:r>
     </w:p>
     <w:p>
+      <w:pPr>
+        <w:rPr>
+          <w:rFonts w:hint="eastAsia"/>
+        </w:rPr>
+      </w:pPr>
       <m:oMathPara>
         <m:oMath>
           <m:r>
             <w:rPr>
               <w:rFonts w:ascii="Cambria Math" w:hAnsi="Cambria Math" w:hint="eastAsia"/>
             </w:rPr>
-            <w:lastRenderedPageBreak/>
             <m:t>p</m:t>
           </m:r>
           <m:r>
@@ -5164,13 +5196,7 @@
                 <w:rPr>
                   <w:rFonts w:ascii="Cambria Math" w:hAnsi="Cambria Math"/>
                 </w:rPr>
-                <m:t>n</m:t>
-              </m:r>
-              <m:r>
-                <w:rPr>
-                  <w:rFonts w:ascii="Cambria Math" w:hAnsi="Cambria Math"/>
-                </w:rPr>
-                <m:t>=0</m:t>
+                <m:t>n=0</m:t>
               </m:r>
             </m:sub>
             <m:sup>
@@ -5240,6 +5266,11 @@
       </m:oMathPara>
     </w:p>
     <w:p>
+      <w:pPr>
+        <w:rPr>
+          <w:rFonts w:hint="eastAsia"/>
+        </w:rPr>
+      </w:pPr>
       <m:oMathPara>
         <m:oMath>
           <m:sSup>
@@ -5368,13 +5399,7 @@
                     <w:rPr>
                       <w:rFonts w:ascii="Cambria Math" w:hAnsi="Cambria Math"/>
                     </w:rPr>
-                    <m:t>n</m:t>
-                  </m:r>
-                  <m:r>
-                    <w:rPr>
-                      <w:rFonts w:ascii="Cambria Math" w:hAnsi="Cambria Math"/>
-                    </w:rPr>
-                    <m:t>-1</m:t>
+                    <m:t>n-1</m:t>
                   </m:r>
                 </m:den>
               </m:f>
@@ -5487,6 +5512,11 @@
       </w:r>
     </w:p>
     <w:p>
+      <w:pPr>
+        <w:rPr>
+          <w:rFonts w:hint="eastAsia"/>
+        </w:rPr>
+      </w:pPr>
       <w:r>
         <w:rPr>
           <w:rFonts w:hint="eastAsia"/>
@@ -5516,6 +5546,11 @@
     </w:p>
     <w:bookmarkStart w:id="0" w:name="_Hlk231009603"/>
     <w:p>
+      <w:pPr>
+        <w:rPr>
+          <w:rFonts w:hint="eastAsia"/>
+        </w:rPr>
+      </w:pPr>
       <m:oMathPara>
         <m:oMath>
           <m:sSup>
@@ -5842,6 +5877,11 @@
       <w:bookmarkEnd w:id="1"/>
     </w:p>
     <w:p>
+      <w:pPr>
+        <w:rPr>
+          <w:rFonts w:hint="eastAsia"/>
+        </w:rPr>
+      </w:pPr>
       <w:r>
         <w:rPr>
           <w:rFonts w:hint="eastAsia"/>
@@ -5850,6 +5890,11 @@
       </w:r>
     </w:p>
     <w:p>
+      <w:pPr>
+        <w:rPr>
+          <w:rFonts w:hint="eastAsia"/>
+        </w:rPr>
+      </w:pPr>
       <m:oMathPara>
         <m:oMath>
           <m:f>
@@ -6090,6 +6135,11 @@
       </m:oMathPara>
     </w:p>
     <w:p>
+      <w:pPr>
+        <w:rPr>
+          <w:rFonts w:hint="eastAsia"/>
+        </w:rPr>
+      </w:pPr>
       <w:r>
         <w:rPr>
           <w:rFonts w:hint="eastAsia"/>
@@ -6098,6 +6148,11 @@
       </w:r>
     </w:p>
     <w:p>
+      <w:pPr>
+        <w:rPr>
+          <w:rFonts w:hint="eastAsia"/>
+        </w:rPr>
+      </w:pPr>
       <m:oMathPara>
         <m:oMath>
           <m:sSup>
@@ -6212,13 +6267,7 @@
                 <w:rPr>
                   <w:rFonts w:ascii="Cambria Math" w:hAnsi="Cambria Math" w:cs="Cambria Math"/>
                 </w:rPr>
-                <m:t>1</m:t>
-              </m:r>
-              <m:r>
-                <w:rPr>
-                  <w:rFonts w:ascii="Cambria Math" w:hAnsi="Cambria Math" w:cs="Cambria Math"/>
-                </w:rPr>
-                <m:t>+</m:t>
+                <m:t>1+</m:t>
               </m:r>
               <m:f>
                 <m:fPr>
@@ -6278,13 +6327,7 @@
                 <w:rPr>
                   <w:rFonts w:ascii="Cambria Math" w:hAnsi="Cambria Math" w:cs="Cambria Math"/>
                 </w:rPr>
-                <m:t>1</m:t>
-              </m:r>
-              <m:r>
-                <w:rPr>
-                  <w:rFonts w:ascii="Cambria Math" w:hAnsi="Cambria Math" w:cs="Cambria Math"/>
-                </w:rPr>
-                <m:t>+</m:t>
+                <m:t>1+</m:t>
               </m:r>
               <m:f>
                 <m:fPr>
@@ -6428,6 +6471,11 @@
       </m:oMathPara>
     </w:p>
     <w:p>
+      <w:pPr>
+        <w:rPr>
+          <w:rFonts w:hint="eastAsia"/>
+        </w:rPr>
+      </w:pPr>
       <w:r>
         <w:rPr>
           <w:rFonts w:hint="eastAsia"/>
@@ -6436,6 +6484,11 @@
       </w:r>
     </w:p>
     <w:p>
+      <w:pPr>
+        <w:rPr>
+          <w:rFonts w:hint="eastAsia"/>
+        </w:rPr>
+      </w:pPr>
       <m:oMathPara>
         <m:oMath>
           <m:d>
@@ -6486,6 +6539,11 @@
       </m:oMathPara>
     </w:p>
     <w:p>
+      <w:pPr>
+        <w:rPr>
+          <w:rFonts w:hint="eastAsia"/>
+        </w:rPr>
+      </w:pPr>
       <w:r>
         <w:rPr>
           <w:rFonts w:hint="eastAsia"/>
@@ -6494,6 +6552,11 @@
       </w:r>
     </w:p>
     <w:p>
+      <w:pPr>
+        <w:rPr>
+          <w:rFonts w:hint="eastAsia"/>
+        </w:rPr>
+      </w:pPr>
       <m:oMathPara>
         <m:oMath>
           <m:sSup>
@@ -6682,6 +6745,11 @@
       </m:oMathPara>
     </w:p>
     <w:p>
+      <w:pPr>
+        <w:rPr>
+          <w:rFonts w:hint="eastAsia"/>
+        </w:rPr>
+      </w:pPr>
       <w:r>
         <w:rPr>
           <w:rFonts w:hint="eastAsia"/>
@@ -6690,6 +6758,11 @@
       </w:r>
     </w:p>
     <w:p>
+      <w:pPr>
+        <w:rPr>
+          <w:rFonts w:hint="eastAsia"/>
+        </w:rPr>
+      </w:pPr>
       <m:oMathPara>
         <m:oMath>
           <m:d>
@@ -6740,6 +6813,11 @@
       </m:oMathPara>
     </w:p>
     <w:p>
+      <w:pPr>
+        <w:rPr>
+          <w:rFonts w:hint="eastAsia"/>
+        </w:rPr>
+      </w:pPr>
       <w:r>
         <w:rPr>
           <w:rFonts w:hint="eastAsia"/>
@@ -6748,6 +6826,11 @@
       </w:r>
     </w:p>
     <w:p>
+      <w:pPr>
+        <w:rPr>
+          <w:rFonts w:hint="eastAsia"/>
+        </w:rPr>
+      </w:pPr>
       <m:oMathPara>
         <m:oMath>
           <m:r>
@@ -6837,6 +6920,11 @@
       </w:r>
     </w:p>
     <w:p>
+      <w:pPr>
+        <w:rPr>
+          <w:rFonts w:hint="eastAsia"/>
+        </w:rPr>
+      </w:pPr>
       <m:oMathPara>
         <m:oMath>
           <m:f>
@@ -6907,18 +6995,17 @@
             <w:rPr>
               <w:rFonts w:ascii="Cambria Math" w:hAnsi="Cambria Math" w:cs="Cambria Math"/>
             </w:rPr>
-            <m:t>1</m:t>
-          </m:r>
-          <m:r>
-            <w:rPr>
-              <w:rFonts w:ascii="Cambria Math" w:hAnsi="Cambria Math" w:cs="Cambria Math"/>
-            </w:rPr>
-            <m:t>-2=-1</m:t>
+            <m:t>1-2=-1</m:t>
           </m:r>
         </m:oMath>
       </m:oMathPara>
     </w:p>
     <w:p>
+      <w:pPr>
+        <w:rPr>
+          <w:rFonts w:hint="eastAsia"/>
+        </w:rPr>
+      </w:pPr>
       <m:oMathPara>
         <m:oMath>
           <m:f>
@@ -6943,19 +7030,7 @@
                 <w:rPr>
                   <w:rFonts w:ascii="Cambria Math" w:hAnsi="Cambria Math"/>
                 </w:rPr>
-                <m:t>n(</m:t>
-              </m:r>
-              <m:r>
-                <w:rPr>
-                  <w:rFonts w:ascii="Cambria Math" w:hAnsi="Cambria Math"/>
-                </w:rPr>
-                <m:t>n-1</m:t>
-              </m:r>
-              <m:r>
-                <w:rPr>
-                  <w:rFonts w:ascii="Cambria Math" w:hAnsi="Cambria Math"/>
-                </w:rPr>
-                <m:t>)</m:t>
+                <m:t>n(n-1)</m:t>
               </m:r>
             </m:den>
           </m:f>
@@ -6979,13 +7054,7 @@
                 <w:rPr>
                   <w:rFonts w:ascii="Cambria Math" w:hAnsi="Cambria Math"/>
                 </w:rPr>
-                <m:t>n-</m:t>
-              </m:r>
-              <m:r>
-                <w:rPr>
-                  <w:rFonts w:ascii="Cambria Math" w:hAnsi="Cambria Math"/>
-                </w:rPr>
-                <m:t>n+1</m:t>
+                <m:t>n-n+1</m:t>
               </m:r>
             </m:num>
             <m:den>
@@ -7037,14 +7106,7 @@
           </m:r>
         </m:oMath>
       </m:oMathPara>
-    </w:p>
-    <w:bookmarkEnd w:id="0"/>
-    <w:p>
-      <w:pPr>
-        <w:rPr>
-          <w:rFonts w:hint="eastAsia"/>
-        </w:rPr>
-      </w:pPr>
+      <w:bookmarkEnd w:id="0"/>
     </w:p>
     <w:p>
       <w:pPr>
@@ -7068,6 +7130,11 @@
       </m:oMath>
     </w:p>
     <w:p>
+      <w:pPr>
+        <w:rPr>
+          <w:rFonts w:hint="eastAsia"/>
+        </w:rPr>
+      </w:pPr>
       <m:oMathPara>
         <m:oMath>
           <m:r>
@@ -7080,6 +7147,11 @@
       </m:oMathPara>
     </w:p>
     <w:p>
+      <w:pPr>
+        <w:rPr>
+          <w:rFonts w:hint="eastAsia"/>
+        </w:rPr>
+      </w:pPr>
       <w:r>
         <w:rPr>
           <w:rFonts w:hint="eastAsia"/>
@@ -7088,6 +7160,11 @@
       </w:r>
     </w:p>
     <w:p>
+      <w:pPr>
+        <w:rPr>
+          <w:rFonts w:hint="eastAsia"/>
+        </w:rPr>
+      </w:pPr>
       <m:oMathPara>
         <m:oMath>
           <m:f>
@@ -7182,6 +7259,11 @@
       </m:oMathPara>
     </w:p>
     <w:p>
+      <w:pPr>
+        <w:rPr>
+          <w:rFonts w:hint="eastAsia"/>
+        </w:rPr>
+      </w:pPr>
       <m:oMathPara>
         <m:oMath>
           <m:f>
@@ -7258,13 +7340,7 @@
                 <w:rPr>
                   <w:rFonts w:ascii="Cambria Math" w:hAnsi="Cambria Math"/>
                 </w:rPr>
-                <m:t>-</m:t>
-              </m:r>
-              <m:r>
-                <w:rPr>
-                  <w:rFonts w:ascii="Cambria Math" w:hAnsi="Cambria Math"/>
-                </w:rPr>
-                <m:t>1</m:t>
+                <m:t>-1</m:t>
               </m:r>
             </m:den>
           </m:f>
@@ -7272,6 +7348,11 @@
       </m:oMathPara>
     </w:p>
     <w:p>
+      <w:pPr>
+        <w:rPr>
+          <w:rFonts w:hint="eastAsia"/>
+        </w:rPr>
+      </w:pPr>
       <m:oMathPara>
         <m:oMath>
           <m:sSup>
@@ -7327,6 +7408,11 @@
       </m:oMathPara>
     </w:p>
     <w:p>
+      <w:pPr>
+        <w:rPr>
+          <w:rFonts w:hint="eastAsia"/>
+        </w:rPr>
+      </w:pPr>
       <w:r>
         <w:rPr>
           <w:rFonts w:hint="eastAsia"/>
@@ -7335,19 +7421,28 @@
       </w:r>
     </w:p>
     <w:p>
+      <w:pPr>
+        <w:rPr>
+          <w:rFonts w:hint="eastAsia"/>
+        </w:rPr>
+      </w:pPr>
       <m:oMathPara>
         <m:oMath>
           <m:r>
             <w:rPr>
               <w:rFonts w:ascii="Cambria Math" w:hAnsi="Cambria Math"/>
             </w:rPr>
-            <w:lastRenderedPageBreak/>
             <m:t>n=i</m:t>
           </m:r>
         </m:oMath>
       </m:oMathPara>
     </w:p>
     <w:p>
+      <w:pPr>
+        <w:rPr>
+          <w:rFonts w:hint="eastAsia"/>
+        </w:rPr>
+      </w:pPr>
       <w:r>
         <w:rPr>
           <w:rFonts w:hint="eastAsia"/>
@@ -7356,6 +7451,11 @@
       </w:r>
     </w:p>
     <w:p>
+      <w:pPr>
+        <w:rPr>
+          <w:rFonts w:hint="eastAsia"/>
+        </w:rPr>
+      </w:pPr>
       <m:oMathPara>
         <m:oMath>
           <m:sSubSup>
@@ -7488,6 +7588,11 @@
       </m:oMathPara>
     </w:p>
     <w:p>
+      <w:pPr>
+        <w:rPr>
+          <w:rFonts w:hint="eastAsia"/>
+        </w:rPr>
+      </w:pPr>
       <w:r>
         <w:rPr>
           <w:rFonts w:hint="eastAsia"/>
@@ -7507,7 +7612,8 @@
             <w:rPr>
               <w:rFonts w:ascii="Cambria Math" w:hAnsi="Cambria Math" w:cs="Cambria Math"/>
             </w:rPr>
-            <m:t>y=</m:t>
+            <w:lastRenderedPageBreak/>
+            <m:t>p(x)=</m:t>
           </m:r>
           <m:sSup>
             <m:sSupPr>
@@ -7578,6 +7684,11 @@
       </w:r>
     </w:p>
     <w:p>
+      <w:pPr>
+        <w:rPr>
+          <w:rFonts w:hint="eastAsia"/>
+        </w:rPr>
+      </w:pPr>
       <m:oMathPara>
         <m:oMath>
           <m:f>
@@ -7750,19 +7861,18 @@
       </m:oMathPara>
     </w:p>
     <w:p>
+      <w:pPr>
+        <w:rPr>
+          <w:rFonts w:hint="eastAsia"/>
+        </w:rPr>
+      </w:pPr>
       <m:oMathPara>
         <m:oMath>
           <m:r>
             <w:rPr>
               <w:rFonts w:ascii="Cambria Math" w:hAnsi="Cambria Math"/>
             </w:rPr>
-            <m:t>π</m:t>
-          </m:r>
-          <m:r>
-            <w:rPr>
-              <w:rFonts w:ascii="Cambria Math" w:hAnsi="Cambria Math"/>
-            </w:rPr>
-            <m:t>=2</m:t>
+            <m:t>π=2</m:t>
           </m:r>
           <m:rad>
             <m:radPr>

--- a/关于半圆周率.docx
+++ b/关于半圆周率.docx
@@ -7447,32 +7447,39 @@
         <w:rPr>
           <w:rFonts w:hint="eastAsia"/>
         </w:rPr>
-        <w:t>于是，</w:t>
+        <w:t>鉴于虚数单位数值的任意性</w:t>
+      </w:r>
+      <w:r>
+        <w:rPr>
+          <w:rFonts w:hint="eastAsia"/>
+        </w:rPr>
+        <w:t>以及无限和虚数单位的关系</w:t>
+      </w:r>
+      <w:r>
+        <w:rPr>
+          <w:rFonts w:hint="eastAsia"/>
+        </w:rPr>
+        <w:t>，</w:t>
       </w:r>
     </w:p>
     <w:p>
-      <w:pPr>
-        <w:rPr>
-          <w:rFonts w:hint="eastAsia"/>
-        </w:rPr>
-      </w:pPr>
       <m:oMathPara>
         <m:oMath>
-          <m:sSubSup>
-            <m:sSubSupPr>
+          <m:sSub>
+            <m:sSubPr>
               <m:ctrlPr>
                 <w:rPr>
                   <w:rFonts w:ascii="Cambria Math" w:hAnsi="Cambria Math" w:cs="Cambria Math"/>
                   <w:i/>
                 </w:rPr>
               </m:ctrlPr>
-            </m:sSubSupPr>
+            </m:sSubPr>
             <m:e>
               <m:r>
                 <w:rPr>
                   <w:rFonts w:ascii="Cambria Math" w:hAnsi="Cambria Math" w:cs="Cambria Math"/>
                 </w:rPr>
-                <m:t>x</m:t>
+                <m:t>p</m:t>
               </m:r>
             </m:e>
             <m:sub>
@@ -7483,107 +7490,132 @@
                 <m:t>n</m:t>
               </m:r>
             </m:sub>
-            <m:sup>
-              <m:r>
+          </m:sSub>
+          <m:d>
+            <m:dPr>
+              <m:ctrlPr>
                 <w:rPr>
                   <w:rFonts w:ascii="Cambria Math" w:hAnsi="Cambria Math" w:cs="Cambria Math"/>
-                </w:rPr>
-                <m:t>1+</m:t>
-              </m:r>
-              <m:f>
-                <m:fPr>
-                  <m:ctrlPr>
-                    <w:rPr>
-                      <w:rFonts w:ascii="Cambria Math" w:hAnsi="Cambria Math" w:cs="Cambria Math"/>
-                      <w:i/>
-                    </w:rPr>
-                  </m:ctrlPr>
-                </m:fPr>
-                <m:num>
-                  <m:r>
-                    <w:rPr>
-                      <w:rFonts w:ascii="Cambria Math" w:hAnsi="Cambria Math" w:cs="Cambria Math"/>
-                    </w:rPr>
-                    <m:t>1</m:t>
-                  </m:r>
-                </m:num>
-                <m:den>
-                  <m:r>
-                    <w:rPr>
-                      <w:rFonts w:ascii="Cambria Math" w:hAnsi="Cambria Math" w:cs="Cambria Math"/>
-                    </w:rPr>
-                    <m:t>n</m:t>
-                  </m:r>
-                </m:den>
-              </m:f>
-            </m:sup>
-          </m:sSubSup>
+                  <w:i/>
+                </w:rPr>
+              </m:ctrlPr>
+            </m:dPr>
+            <m:e>
+              <m:r>
+                <w:rPr>
+                  <w:rFonts w:ascii="Cambria Math" w:hAnsi="Cambria Math" w:cs="Cambria Math"/>
+                </w:rPr>
+                <m:t>x</m:t>
+              </m:r>
+            </m:e>
+          </m:d>
           <m:r>
             <w:rPr>
               <w:rFonts w:ascii="Cambria Math" w:hAnsi="Cambria Math" w:cs="Cambria Math"/>
             </w:rPr>
             <m:t>=</m:t>
           </m:r>
-          <m:sSubSup>
-            <m:sSubSupPr>
+          <m:func>
+            <m:funcPr>
               <m:ctrlPr>
                 <w:rPr>
                   <w:rFonts w:ascii="Cambria Math" w:hAnsi="Cambria Math" w:cs="Cambria Math"/>
                   <w:i/>
                 </w:rPr>
               </m:ctrlPr>
-            </m:sSubSupPr>
-            <m:e>
-              <m:r>
-                <w:rPr>
-                  <w:rFonts w:ascii="Cambria Math" w:hAnsi="Cambria Math" w:cs="Cambria Math"/>
-                </w:rPr>
-                <m:t>x</m:t>
-              </m:r>
-            </m:e>
-            <m:sub>
-              <m:r>
-                <w:rPr>
-                  <w:rFonts w:ascii="Cambria Math" w:hAnsi="Cambria Math" w:cs="Cambria Math"/>
-                </w:rPr>
-                <m:t>i</m:t>
-              </m:r>
-            </m:sub>
-            <m:sup>
-              <m:r>
-                <w:rPr>
-                  <w:rFonts w:ascii="Cambria Math" w:hAnsi="Cambria Math" w:cs="Cambria Math"/>
-                </w:rPr>
-                <m:t>1+</m:t>
-              </m:r>
-              <m:f>
-                <m:fPr>
+            </m:funcPr>
+            <m:fName>
+              <m:limLow>
+                <m:limLowPr>
                   <m:ctrlPr>
                     <w:rPr>
                       <w:rFonts w:ascii="Cambria Math" w:hAnsi="Cambria Math" w:cs="Cambria Math"/>
                       <w:i/>
                     </w:rPr>
                   </m:ctrlPr>
-                </m:fPr>
-                <m:num>
-                  <m:r>
+                </m:limLowPr>
+                <m:e>
+                  <m:r>
+                    <m:rPr>
+                      <m:sty m:val="p"/>
+                    </m:rPr>
                     <w:rPr>
                       <w:rFonts w:ascii="Cambria Math" w:hAnsi="Cambria Math" w:cs="Cambria Math"/>
                     </w:rPr>
-                    <m:t>1</m:t>
-                  </m:r>
-                </m:num>
-                <m:den>
-                  <m:r>
-                    <w:rPr>
-                      <w:rFonts w:ascii="Cambria Math" w:hAnsi="Cambria Math" w:cs="Cambria Math" w:hint="eastAsia"/>
-                    </w:rPr>
-                    <m:t>i</m:t>
-                  </m:r>
-                </m:den>
-              </m:f>
-            </m:sup>
-          </m:sSubSup>
+                    <m:t>lim</m:t>
+                  </m:r>
+                </m:e>
+                <m:lim>
+                  <m:r>
+                    <w:rPr>
+                      <w:rFonts w:ascii="Cambria Math" w:hAnsi="Cambria Math" w:cs="Cambria Math"/>
+                    </w:rPr>
+                    <m:t>n→∞</m:t>
+                  </m:r>
+                </m:lim>
+              </m:limLow>
+            </m:fName>
+            <m:e>
+              <m:sSup>
+                <m:sSupPr>
+                  <m:ctrlPr>
+                    <w:rPr>
+                      <w:rFonts w:ascii="Cambria Math" w:hAnsi="Cambria Math" w:cs="Cambria Math"/>
+                      <w:i/>
+                    </w:rPr>
+                  </m:ctrlPr>
+                </m:sSupPr>
+                <m:e>
+                  <m:r>
+                    <w:rPr>
+                      <w:rFonts w:ascii="Cambria Math" w:hAnsi="Cambria Math" w:cs="Cambria Math"/>
+                    </w:rPr>
+                    <m:t>x</m:t>
+                  </m:r>
+                </m:e>
+                <m:sup>
+                  <m:r>
+                    <w:rPr>
+                      <w:rFonts w:ascii="Cambria Math" w:hAnsi="Cambria Math" w:cs="Cambria Math"/>
+                    </w:rPr>
+                    <m:t>2</m:t>
+                  </m:r>
+                  <m:r>
+                    <w:rPr>
+                      <w:rFonts w:ascii="Cambria Math" w:hAnsi="Cambria Math" w:cs="Cambria Math"/>
+                    </w:rPr>
+                    <m:t>+</m:t>
+                  </m:r>
+                  <m:f>
+                    <m:fPr>
+                      <m:ctrlPr>
+                        <w:rPr>
+                          <w:rFonts w:ascii="Cambria Math" w:hAnsi="Cambria Math" w:cs="Cambria Math"/>
+                          <w:i/>
+                        </w:rPr>
+                      </m:ctrlPr>
+                    </m:fPr>
+                    <m:num>
+                      <m:r>
+                        <w:rPr>
+                          <w:rFonts w:ascii="Cambria Math" w:hAnsi="Cambria Math" w:cs="Cambria Math"/>
+                        </w:rPr>
+                        <m:t>1</m:t>
+                      </m:r>
+                    </m:num>
+                    <m:den>
+                      <m:r>
+                        <w:rPr>
+                          <w:rFonts w:ascii="Cambria Math" w:hAnsi="Cambria Math" w:cs="Cambria Math"/>
+                        </w:rPr>
+                        <m:t>n</m:t>
+                      </m:r>
+                    </m:den>
+                  </m:f>
+                </m:sup>
+              </m:sSup>
+            </m:e>
+          </m:func>
         </m:oMath>
       </m:oMathPara>
     </w:p>
@@ -7593,27 +7625,57 @@
           <w:rFonts w:hint="eastAsia"/>
         </w:rPr>
       </w:pPr>
-      <w:r>
-        <w:rPr>
-          <w:rFonts w:hint="eastAsia"/>
-        </w:rPr>
-        <w:t>鉴于虚数单位数值的任意性，原函数为，</w:t>
-      </w:r>
-    </w:p>
-    <w:p>
-      <w:pPr>
-        <w:rPr>
-          <w:rFonts w:hint="eastAsia"/>
-        </w:rPr>
-      </w:pPr>
       <m:oMathPara>
         <m:oMath>
+          <m:sSub>
+            <m:sSubPr>
+              <m:ctrlPr>
+                <w:rPr>
+                  <w:rFonts w:ascii="Cambria Math" w:hAnsi="Cambria Math" w:cs="Cambria Math"/>
+                  <w:i/>
+                </w:rPr>
+              </m:ctrlPr>
+            </m:sSubPr>
+            <m:e>
+              <m:r>
+                <w:rPr>
+                  <w:rFonts w:ascii="Cambria Math" w:hAnsi="Cambria Math" w:cs="Cambria Math"/>
+                </w:rPr>
+                <m:t>p</m:t>
+              </m:r>
+            </m:e>
+            <m:sub>
+              <m:r>
+                <w:rPr>
+                  <w:rFonts w:ascii="Cambria Math" w:hAnsi="Cambria Math" w:cs="Cambria Math"/>
+                </w:rPr>
+                <m:t>i</m:t>
+              </m:r>
+            </m:sub>
+          </m:sSub>
+          <m:d>
+            <m:dPr>
+              <m:ctrlPr>
+                <w:rPr>
+                  <w:rFonts w:ascii="Cambria Math" w:hAnsi="Cambria Math" w:cs="Cambria Math"/>
+                  <w:i/>
+                </w:rPr>
+              </m:ctrlPr>
+            </m:dPr>
+            <m:e>
+              <m:r>
+                <w:rPr>
+                  <w:rFonts w:ascii="Cambria Math" w:hAnsi="Cambria Math" w:cs="Cambria Math"/>
+                </w:rPr>
+                <m:t>x</m:t>
+              </m:r>
+            </m:e>
+          </m:d>
           <m:r>
             <w:rPr>
               <w:rFonts w:ascii="Cambria Math" w:hAnsi="Cambria Math" w:cs="Cambria Math"/>
             </w:rPr>
-            <w:lastRenderedPageBreak/>
-            <m:t>p(x)=</m:t>
+            <m:t>=</m:t>
           </m:r>
           <m:sSup>
             <m:sSupPr>
@@ -7723,12 +7785,38 @@
             </w:rPr>
             <m:t>=</m:t>
           </m:r>
-          <m:r>
-            <w:rPr>
-              <w:rFonts w:ascii="Cambria Math" w:hAnsi="Cambria Math" w:hint="eastAsia"/>
-            </w:rPr>
-            <m:t>p</m:t>
-          </m:r>
+          <m:sSub>
+            <m:sSubPr>
+              <m:ctrlPr>
+                <w:rPr>
+                  <w:rFonts w:ascii="Cambria Math" w:hAnsi="Cambria Math" w:cs="Cambria Math"/>
+                  <w:i/>
+                </w:rPr>
+              </m:ctrlPr>
+            </m:sSubPr>
+            <m:e>
+              <m:r>
+                <w:rPr>
+                  <w:rFonts w:ascii="Cambria Math" w:hAnsi="Cambria Math" w:hint="eastAsia"/>
+                </w:rPr>
+                <m:t>p</m:t>
+              </m:r>
+              <m:ctrlPr>
+                <w:rPr>
+                  <w:rFonts w:ascii="Cambria Math" w:hAnsi="Cambria Math" w:hint="eastAsia"/>
+                  <w:i/>
+                </w:rPr>
+              </m:ctrlPr>
+            </m:e>
+            <m:sub>
+              <m:r>
+                <w:rPr>
+                  <w:rFonts w:ascii="Cambria Math" w:hAnsi="Cambria Math" w:cs="Cambria Math"/>
+                </w:rPr>
+                <m:t>i</m:t>
+              </m:r>
+            </m:sub>
+          </m:sSub>
           <m:d>
             <m:dPr>
               <m:ctrlPr>
@@ -7810,69 +7898,6 @@
               <w:rFonts w:ascii="Cambria Math" w:hAnsi="Cambria Math"/>
             </w:rPr>
             <m:t>=</m:t>
-          </m:r>
-          <m:rad>
-            <m:radPr>
-              <m:ctrlPr>
-                <w:rPr>
-                  <w:rFonts w:ascii="Cambria Math" w:hAnsi="Cambria Math"/>
-                  <w:i/>
-                </w:rPr>
-              </m:ctrlPr>
-            </m:radPr>
-            <m:deg>
-              <m:r>
-                <w:rPr>
-                  <w:rFonts w:ascii="Cambria Math" w:hAnsi="Cambria Math" w:hint="eastAsia"/>
-                </w:rPr>
-                <m:t>i</m:t>
-              </m:r>
-            </m:deg>
-            <m:e>
-              <m:sSup>
-                <m:sSupPr>
-                  <m:ctrlPr>
-                    <w:rPr>
-                      <w:rFonts w:ascii="Cambria Math" w:hAnsi="Cambria Math"/>
-                      <w:i/>
-                    </w:rPr>
-                  </m:ctrlPr>
-                </m:sSupPr>
-                <m:e>
-                  <m:r>
-                    <w:rPr>
-                      <w:rFonts w:ascii="Cambria Math" w:hAnsi="Cambria Math"/>
-                    </w:rPr>
-                    <m:t>1</m:t>
-                  </m:r>
-                </m:e>
-                <m:sup>
-                  <m:r>
-                    <w:rPr>
-                      <w:rFonts w:ascii="Cambria Math" w:hAnsi="Cambria Math"/>
-                    </w:rPr>
-                    <m:t>i+1</m:t>
-                  </m:r>
-                </m:sup>
-              </m:sSup>
-            </m:e>
-          </m:rad>
-        </m:oMath>
-      </m:oMathPara>
-    </w:p>
-    <w:p>
-      <w:pPr>
-        <w:rPr>
-          <w:rFonts w:hint="eastAsia"/>
-        </w:rPr>
-      </w:pPr>
-      <m:oMathPara>
-        <m:oMath>
-          <m:r>
-            <w:rPr>
-              <w:rFonts w:ascii="Cambria Math" w:hAnsi="Cambria Math"/>
-            </w:rPr>
-            <m:t>π=2</m:t>
           </m:r>
           <m:rad>
             <m:radPr>

--- a/关于半圆周率.docx
+++ b/关于半圆周率.docx
@@ -7424,6 +7424,7 @@
       <w:pPr>
         <w:rPr>
           <w:rFonts w:hint="eastAsia"/>
+          <w:i/>
         </w:rPr>
       </w:pPr>
       <m:oMathPara>
@@ -7432,7 +7433,364 @@
             <w:rPr>
               <w:rFonts w:ascii="Cambria Math" w:hAnsi="Cambria Math"/>
             </w:rPr>
-            <m:t>n=i</m:t>
+            <m:t>n=</m:t>
+          </m:r>
+          <m:r>
+            <w:rPr>
+              <w:rFonts w:ascii="Cambria Math" w:hAnsi="Cambria Math"/>
+            </w:rPr>
+            <m:t>i</m:t>
+          </m:r>
+        </m:oMath>
+      </m:oMathPara>
+    </w:p>
+    <w:p>
+      <w:r>
+        <w:rPr>
+          <w:rFonts w:hint="eastAsia"/>
+        </w:rPr>
+        <w:t>既然可以假定，</w:t>
+      </w:r>
+    </w:p>
+    <w:p>
+      <w:pPr>
+        <w:rPr>
+          <w:rFonts w:hint="eastAsia"/>
+        </w:rPr>
+      </w:pPr>
+      <m:oMathPara>
+        <m:oMath>
+          <m:r>
+            <w:rPr>
+              <w:rFonts w:ascii="Cambria Math" w:hAnsi="Cambria Math" w:cs="Cambria Math"/>
+            </w:rPr>
+            <m:t>n=n-1</m:t>
+          </m:r>
+        </m:oMath>
+      </m:oMathPara>
+    </w:p>
+    <w:p>
+      <w:r>
+        <w:rPr>
+          <w:rFonts w:hint="eastAsia"/>
+        </w:rPr>
+        <w:t>当然也可以有，</w:t>
+      </w:r>
+    </w:p>
+    <w:p>
+      <m:oMathPara>
+        <m:oMath>
+          <m:f>
+            <m:fPr>
+              <m:ctrlPr>
+                <w:rPr>
+                  <w:rFonts w:ascii="Cambria Math" w:hAnsi="Cambria Math"/>
+                  <w:i/>
+                </w:rPr>
+              </m:ctrlPr>
+            </m:fPr>
+            <m:num>
+              <m:r>
+                <w:rPr>
+                  <w:rFonts w:ascii="Cambria Math" w:hAnsi="Cambria Math"/>
+                </w:rPr>
+                <m:t>1</m:t>
+              </m:r>
+            </m:num>
+            <m:den>
+              <m:r>
+                <w:rPr>
+                  <w:rFonts w:ascii="Cambria Math" w:hAnsi="Cambria Math"/>
+                </w:rPr>
+                <m:t>n-1</m:t>
+              </m:r>
+            </m:den>
+          </m:f>
+          <m:r>
+            <w:rPr>
+              <w:rFonts w:ascii="Cambria Math" w:hAnsi="Cambria Math"/>
+            </w:rPr>
+            <m:t>-</m:t>
+          </m:r>
+          <m:f>
+            <m:fPr>
+              <m:ctrlPr>
+                <w:rPr>
+                  <w:rFonts w:ascii="Cambria Math" w:hAnsi="Cambria Math" w:cs="Cambria Math"/>
+                  <w:i/>
+                </w:rPr>
+              </m:ctrlPr>
+            </m:fPr>
+            <m:num>
+              <m:r>
+                <w:rPr>
+                  <w:rFonts w:ascii="Cambria Math" w:hAnsi="Cambria Math" w:cs="Cambria Math"/>
+                </w:rPr>
+                <m:t>1</m:t>
+              </m:r>
+            </m:num>
+            <m:den>
+              <m:r>
+                <w:rPr>
+                  <w:rFonts w:ascii="Cambria Math" w:hAnsi="Cambria Math" w:cs="Cambria Math"/>
+                </w:rPr>
+                <m:t>n</m:t>
+              </m:r>
+            </m:den>
+          </m:f>
+          <m:r>
+            <w:rPr>
+              <w:rFonts w:ascii="Cambria Math" w:hAnsi="Cambria Math"/>
+            </w:rPr>
+            <m:t>=</m:t>
+          </m:r>
+          <m:f>
+            <m:fPr>
+              <m:ctrlPr>
+                <w:rPr>
+                  <w:rFonts w:ascii="Cambria Math" w:hAnsi="Cambria Math"/>
+                  <w:i/>
+                </w:rPr>
+              </m:ctrlPr>
+            </m:fPr>
+            <m:num>
+              <m:r>
+                <w:rPr>
+                  <w:rFonts w:ascii="Cambria Math" w:hAnsi="Cambria Math"/>
+                </w:rPr>
+                <m:t>1</m:t>
+              </m:r>
+            </m:num>
+            <m:den>
+              <m:r>
+                <w:rPr>
+                  <w:rFonts w:ascii="Cambria Math" w:hAnsi="Cambria Math"/>
+                </w:rPr>
+                <m:t>n</m:t>
+              </m:r>
+            </m:den>
+          </m:f>
+          <m:r>
+            <w:rPr>
+              <w:rFonts w:ascii="Cambria Math" w:hAnsi="Cambria Math"/>
+            </w:rPr>
+            <m:t>-</m:t>
+          </m:r>
+          <m:f>
+            <m:fPr>
+              <m:ctrlPr>
+                <w:rPr>
+                  <w:rFonts w:ascii="Cambria Math" w:hAnsi="Cambria Math" w:cs="Cambria Math"/>
+                  <w:i/>
+                </w:rPr>
+              </m:ctrlPr>
+            </m:fPr>
+            <m:num>
+              <m:r>
+                <w:rPr>
+                  <w:rFonts w:ascii="Cambria Math" w:hAnsi="Cambria Math" w:cs="Cambria Math"/>
+                </w:rPr>
+                <m:t>1</m:t>
+              </m:r>
+            </m:num>
+            <m:den>
+              <m:r>
+                <w:rPr>
+                  <w:rFonts w:ascii="Cambria Math" w:hAnsi="Cambria Math" w:cs="Cambria Math"/>
+                </w:rPr>
+                <m:t>n</m:t>
+              </m:r>
+              <m:r>
+                <w:rPr>
+                  <w:rFonts w:ascii="Cambria Math" w:hAnsi="Cambria Math" w:cs="Cambria Math"/>
+                </w:rPr>
+                <m:t>-1</m:t>
+              </m:r>
+            </m:den>
+          </m:f>
+          <m:r>
+            <w:rPr>
+              <w:rFonts w:ascii="Cambria Math" w:hAnsi="Cambria Math"/>
+            </w:rPr>
+            <m:t>=-1</m:t>
+          </m:r>
+        </m:oMath>
+      </m:oMathPara>
+    </w:p>
+    <w:p>
+      <m:oMathPara>
+        <m:oMath>
+          <m:f>
+            <m:fPr>
+              <m:ctrlPr>
+                <w:rPr>
+                  <w:rFonts w:ascii="Cambria Math" w:hAnsi="Cambria Math"/>
+                  <w:i/>
+                </w:rPr>
+              </m:ctrlPr>
+            </m:fPr>
+            <m:num>
+              <m:r>
+                <w:rPr>
+                  <w:rFonts w:ascii="Cambria Math" w:hAnsi="Cambria Math"/>
+                </w:rPr>
+                <m:t>1</m:t>
+              </m:r>
+            </m:num>
+            <m:den>
+              <m:r>
+                <w:rPr>
+                  <w:rFonts w:ascii="Cambria Math" w:hAnsi="Cambria Math"/>
+                </w:rPr>
+                <m:t>n-1</m:t>
+              </m:r>
+            </m:den>
+          </m:f>
+          <m:r>
+            <w:rPr>
+              <w:rFonts w:ascii="Cambria Math" w:hAnsi="Cambria Math"/>
+            </w:rPr>
+            <m:t>-</m:t>
+          </m:r>
+          <m:f>
+            <m:fPr>
+              <m:ctrlPr>
+                <w:rPr>
+                  <w:rFonts w:ascii="Cambria Math" w:hAnsi="Cambria Math" w:cs="Cambria Math"/>
+                  <w:i/>
+                </w:rPr>
+              </m:ctrlPr>
+            </m:fPr>
+            <m:num>
+              <m:r>
+                <w:rPr>
+                  <w:rFonts w:ascii="Cambria Math" w:hAnsi="Cambria Math" w:cs="Cambria Math"/>
+                </w:rPr>
+                <m:t>1</m:t>
+              </m:r>
+            </m:num>
+            <m:den>
+              <m:r>
+                <w:rPr>
+                  <w:rFonts w:ascii="Cambria Math" w:hAnsi="Cambria Math" w:cs="Cambria Math"/>
+                </w:rPr>
+                <m:t>n</m:t>
+              </m:r>
+            </m:den>
+          </m:f>
+          <m:r>
+            <w:rPr>
+              <w:rFonts w:ascii="Cambria Math" w:hAnsi="Cambria Math" w:cs="Cambria Math"/>
+            </w:rPr>
+            <m:t>=1</m:t>
+          </m:r>
+        </m:oMath>
+      </m:oMathPara>
+    </w:p>
+    <w:p>
+      <m:oMathPara>
+        <m:oMath>
+          <m:f>
+            <m:fPr>
+              <m:ctrlPr>
+                <w:rPr>
+                  <w:rFonts w:ascii="Cambria Math" w:hAnsi="Cambria Math"/>
+                  <w:i/>
+                </w:rPr>
+              </m:ctrlPr>
+            </m:fPr>
+            <m:num>
+              <m:r>
+                <w:rPr>
+                  <w:rFonts w:ascii="Cambria Math" w:hAnsi="Cambria Math"/>
+                </w:rPr>
+                <m:t>n-n+1</m:t>
+              </m:r>
+            </m:num>
+            <m:den>
+              <m:r>
+                <w:rPr>
+                  <w:rFonts w:ascii="Cambria Math" w:hAnsi="Cambria Math"/>
+                </w:rPr>
+                <m:t>n(n-1)</m:t>
+              </m:r>
+            </m:den>
+          </m:f>
+          <m:r>
+            <w:rPr>
+              <w:rFonts w:ascii="Cambria Math" w:hAnsi="Cambria Math"/>
+            </w:rPr>
+            <m:t>=</m:t>
+          </m:r>
+          <m:f>
+            <m:fPr>
+              <m:ctrlPr>
+                <w:rPr>
+                  <w:rFonts w:ascii="Cambria Math" w:hAnsi="Cambria Math"/>
+                  <w:i/>
+                </w:rPr>
+              </m:ctrlPr>
+            </m:fPr>
+            <m:num>
+              <m:r>
+                <w:rPr>
+                  <w:rFonts w:ascii="Cambria Math" w:hAnsi="Cambria Math"/>
+                </w:rPr>
+                <m:t>1</m:t>
+              </m:r>
+            </m:num>
+            <m:den>
+              <m:r>
+                <w:rPr>
+                  <w:rFonts w:ascii="Cambria Math" w:hAnsi="Cambria Math"/>
+                </w:rPr>
+                <m:t>n(n-1)</m:t>
+              </m:r>
+            </m:den>
+          </m:f>
+          <m:r>
+            <w:rPr>
+              <w:rFonts w:ascii="Cambria Math" w:hAnsi="Cambria Math"/>
+            </w:rPr>
+            <m:t>=</m:t>
+          </m:r>
+          <m:f>
+            <m:fPr>
+              <m:ctrlPr>
+                <w:rPr>
+                  <w:rFonts w:ascii="Cambria Math" w:hAnsi="Cambria Math"/>
+                  <w:i/>
+                </w:rPr>
+              </m:ctrlPr>
+            </m:fPr>
+            <m:num>
+              <m:r>
+                <w:rPr>
+                  <w:rFonts w:ascii="Cambria Math" w:hAnsi="Cambria Math"/>
+                </w:rPr>
+                <m:t>1</m:t>
+              </m:r>
+            </m:num>
+            <m:den>
+              <m:r>
+                <w:rPr>
+                  <w:rFonts w:ascii="Cambria Math" w:hAnsi="Cambria Math"/>
+                </w:rPr>
+                <m:t>n</m:t>
+              </m:r>
+              <m:r>
+                <w:rPr>
+                  <w:rFonts w:ascii="Cambria Math" w:hAnsi="Cambria Math" w:hint="eastAsia"/>
+                </w:rPr>
+                <m:t>n</m:t>
+              </m:r>
+            </m:den>
+          </m:f>
+          <m:r>
+            <w:rPr>
+              <w:rFonts w:ascii="Cambria Math" w:hAnsi="Cambria Math"/>
+            </w:rPr>
+            <m:t>=1</m:t>
           </m:r>
         </m:oMath>
       </m:oMathPara>
@@ -7443,23 +7801,580 @@
           <w:rFonts w:hint="eastAsia"/>
         </w:rPr>
       </w:pPr>
+      <m:oMathPara>
+        <m:oMath>
+          <m:f>
+            <m:fPr>
+              <m:ctrlPr>
+                <w:rPr>
+                  <w:rFonts w:ascii="Cambria Math" w:hAnsi="Cambria Math"/>
+                  <w:i/>
+                </w:rPr>
+              </m:ctrlPr>
+            </m:fPr>
+            <m:num>
+              <m:r>
+                <w:rPr>
+                  <w:rFonts w:ascii="Cambria Math" w:hAnsi="Cambria Math"/>
+                </w:rPr>
+                <m:t>1</m:t>
+              </m:r>
+            </m:num>
+            <m:den>
+              <m:sSup>
+                <m:sSupPr>
+                  <m:ctrlPr>
+                    <w:rPr>
+                      <w:rFonts w:ascii="Cambria Math" w:hAnsi="Cambria Math"/>
+                      <w:i/>
+                    </w:rPr>
+                  </m:ctrlPr>
+                </m:sSupPr>
+                <m:e>
+                  <m:r>
+                    <w:rPr>
+                      <w:rFonts w:ascii="Cambria Math" w:hAnsi="Cambria Math"/>
+                    </w:rPr>
+                    <m:t>n</m:t>
+                  </m:r>
+                </m:e>
+                <m:sup>
+                  <m:r>
+                    <w:rPr>
+                      <w:rFonts w:ascii="Cambria Math" w:hAnsi="Cambria Math"/>
+                    </w:rPr>
+                    <m:t>2</m:t>
+                  </m:r>
+                </m:sup>
+              </m:sSup>
+            </m:den>
+          </m:f>
+          <m:r>
+            <w:rPr>
+              <w:rFonts w:ascii="Cambria Math" w:hAnsi="Cambria Math"/>
+            </w:rPr>
+            <m:t>=1</m:t>
+          </m:r>
+        </m:oMath>
+      </m:oMathPara>
+    </w:p>
+    <w:p>
+      <w:pPr>
+        <w:rPr>
+          <w:rFonts w:hint="eastAsia"/>
+        </w:rPr>
+      </w:pPr>
+      <m:oMathPara>
+        <m:oMath>
+          <m:sSup>
+            <m:sSupPr>
+              <m:ctrlPr>
+                <w:rPr>
+                  <w:rFonts w:ascii="Cambria Math" w:hAnsi="Cambria Math"/>
+                  <w:i/>
+                </w:rPr>
+              </m:ctrlPr>
+            </m:sSupPr>
+            <m:e>
+              <m:r>
+                <w:rPr>
+                  <w:rFonts w:ascii="Cambria Math" w:hAnsi="Cambria Math"/>
+                </w:rPr>
+                <m:t>n</m:t>
+              </m:r>
+            </m:e>
+            <m:sup>
+              <m:r>
+                <w:rPr>
+                  <w:rFonts w:ascii="Cambria Math" w:hAnsi="Cambria Math"/>
+                </w:rPr>
+                <m:t>2</m:t>
+              </m:r>
+            </m:sup>
+          </m:sSup>
+          <m:r>
+            <w:rPr>
+              <w:rFonts w:ascii="Cambria Math" w:hAnsi="Cambria Math"/>
+            </w:rPr>
+            <m:t>=1</m:t>
+          </m:r>
+        </m:oMath>
+      </m:oMathPara>
+    </w:p>
+    <w:p>
+      <w:pPr>
+        <w:rPr>
+          <w:rFonts w:hint="eastAsia"/>
+        </w:rPr>
+      </w:pPr>
+      <m:oMathPara>
+        <m:oMath>
+          <m:r>
+            <w:rPr>
+              <w:rFonts w:ascii="Cambria Math" w:hAnsi="Cambria Math"/>
+            </w:rPr>
+            <m:t>n=±</m:t>
+          </m:r>
+          <m:r>
+            <w:rPr>
+              <w:rFonts w:ascii="Cambria Math" w:hAnsi="Cambria Math"/>
+            </w:rPr>
+            <m:t>1</m:t>
+          </m:r>
+        </m:oMath>
+      </m:oMathPara>
+    </w:p>
+    <w:p>
+      <w:pPr>
+        <w:rPr>
+          <w:rFonts w:hint="eastAsia"/>
+        </w:rPr>
+      </w:pPr>
+    </w:p>
+    <w:p>
       <w:r>
         <w:rPr>
           <w:rFonts w:hint="eastAsia"/>
         </w:rPr>
-        <w:t>鉴于虚数单位数值的任意性</w:t>
+        <w:t>说明n为某种虚数单位，它可以是-1的平方根，也可以是-1</w:t>
       </w:r>
       <w:r>
         <w:rPr>
           <w:rFonts w:hint="eastAsia"/>
         </w:rPr>
-        <w:t>以及无限和虚数单位的关系</w:t>
+        <w:t>，也可以是1</w:t>
       </w:r>
       <w:r>
         <w:rPr>
           <w:rFonts w:hint="eastAsia"/>
         </w:rPr>
-        <w:t>，</w:t>
+        <w:t>。</w:t>
+      </w:r>
+      <w:r>
+        <w:rPr>
+          <w:rFonts w:hint="eastAsia"/>
+        </w:rPr>
+        <w:t>也就是，</w:t>
+      </w:r>
+    </w:p>
+    <w:p>
+      <w:pPr>
+        <w:rPr>
+          <w:rFonts w:hint="eastAsia"/>
+        </w:rPr>
+      </w:pPr>
+      <m:oMathPara>
+        <m:oMath>
+          <m:r>
+            <w:rPr>
+              <w:rFonts w:ascii="Cambria Math" w:hAnsi="Cambria Math"/>
+            </w:rPr>
+            <m:t>n</m:t>
+          </m:r>
+          <m:r>
+            <w:rPr>
+              <w:rFonts w:ascii="Cambria Math" w:hAnsi="Cambria Math"/>
+            </w:rPr>
+            <m:t>∈{</m:t>
+          </m:r>
+          <m:sSub>
+            <m:sSubPr>
+              <m:ctrlPr>
+                <w:rPr>
+                  <w:rFonts w:ascii="Cambria Math" w:hAnsi="Cambria Math"/>
+                  <w:i/>
+                </w:rPr>
+              </m:ctrlPr>
+            </m:sSubPr>
+            <m:e>
+              <m:r>
+                <w:rPr>
+                  <w:rFonts w:ascii="Cambria Math" w:hAnsi="Cambria Math" w:hint="eastAsia"/>
+                </w:rPr>
+                <m:t>i</m:t>
+              </m:r>
+            </m:e>
+            <m:sub>
+              <m:r>
+                <w:rPr>
+                  <w:rFonts w:ascii="Cambria Math" w:hAnsi="Cambria Math"/>
+                </w:rPr>
+                <m:t>0</m:t>
+              </m:r>
+            </m:sub>
+          </m:sSub>
+          <m:r>
+            <w:rPr>
+              <w:rFonts w:ascii="Cambria Math" w:hAnsi="Cambria Math"/>
+            </w:rPr>
+            <m:t>,</m:t>
+          </m:r>
+          <m:sSub>
+            <m:sSubPr>
+              <m:ctrlPr>
+                <w:rPr>
+                  <w:rFonts w:ascii="Cambria Math" w:hAnsi="Cambria Math"/>
+                  <w:i/>
+                </w:rPr>
+              </m:ctrlPr>
+            </m:sSubPr>
+            <m:e>
+              <m:r>
+                <w:rPr>
+                  <w:rFonts w:ascii="Cambria Math" w:hAnsi="Cambria Math"/>
+                </w:rPr>
+                <m:t>i</m:t>
+              </m:r>
+            </m:e>
+            <m:sub>
+              <m:r>
+                <w:rPr>
+                  <w:rFonts w:ascii="Cambria Math" w:hAnsi="Cambria Math"/>
+                </w:rPr>
+                <m:t>1</m:t>
+              </m:r>
+            </m:sub>
+          </m:sSub>
+          <m:r>
+            <w:rPr>
+              <w:rFonts w:ascii="Cambria Math" w:hAnsi="Cambria Math"/>
+            </w:rPr>
+            <m:t>,</m:t>
+          </m:r>
+          <m:sSub>
+            <m:sSubPr>
+              <m:ctrlPr>
+                <w:rPr>
+                  <w:rFonts w:ascii="Cambria Math" w:hAnsi="Cambria Math"/>
+                  <w:i/>
+                </w:rPr>
+              </m:ctrlPr>
+            </m:sSubPr>
+            <m:e>
+              <m:r>
+                <w:rPr>
+                  <w:rFonts w:ascii="Cambria Math" w:hAnsi="Cambria Math"/>
+                </w:rPr>
+                <m:t>i</m:t>
+              </m:r>
+            </m:e>
+            <m:sub>
+              <m:r>
+                <w:rPr>
+                  <w:rFonts w:ascii="Cambria Math" w:hAnsi="Cambria Math"/>
+                </w:rPr>
+                <m:t>2</m:t>
+              </m:r>
+            </m:sub>
+          </m:sSub>
+          <m:r>
+            <w:rPr>
+              <w:rFonts w:ascii="Cambria Math" w:hAnsi="Cambria Math"/>
+            </w:rPr>
+            <m:t>}</m:t>
+          </m:r>
+        </m:oMath>
+      </m:oMathPara>
+    </w:p>
+    <w:p>
+      <w:r>
+        <w:rPr>
+          <w:rFonts w:hint="eastAsia"/>
+        </w:rPr>
+        <w:t>当它为+1的时候，</w:t>
+      </w:r>
+    </w:p>
+    <w:p>
+      <m:oMathPara>
+        <m:oMath>
+          <m:sSub>
+            <m:sSubPr>
+              <m:ctrlPr>
+                <w:rPr>
+                  <w:rFonts w:ascii="Cambria Math" w:hAnsi="Cambria Math" w:cs="Cambria Math"/>
+                  <w:i/>
+                </w:rPr>
+              </m:ctrlPr>
+            </m:sSubPr>
+            <m:e>
+              <m:r>
+                <w:rPr>
+                  <w:rFonts w:ascii="Cambria Math" w:hAnsi="Cambria Math" w:cs="Cambria Math"/>
+                </w:rPr>
+                <m:t>p</m:t>
+              </m:r>
+            </m:e>
+            <m:sub>
+              <m:r>
+                <w:rPr>
+                  <w:rFonts w:ascii="Cambria Math" w:hAnsi="Cambria Math" w:cs="Cambria Math"/>
+                </w:rPr>
+                <m:t>n</m:t>
+              </m:r>
+            </m:sub>
+          </m:sSub>
+          <m:d>
+            <m:dPr>
+              <m:ctrlPr>
+                <w:rPr>
+                  <w:rFonts w:ascii="Cambria Math" w:hAnsi="Cambria Math" w:cs="Cambria Math"/>
+                  <w:i/>
+                </w:rPr>
+              </m:ctrlPr>
+            </m:dPr>
+            <m:e>
+              <m:r>
+                <w:rPr>
+                  <w:rFonts w:ascii="Cambria Math" w:hAnsi="Cambria Math" w:cs="Cambria Math"/>
+                </w:rPr>
+                <m:t>x</m:t>
+              </m:r>
+            </m:e>
+          </m:d>
+          <m:r>
+            <w:rPr>
+              <w:rFonts w:ascii="Cambria Math" w:hAnsi="Cambria Math" w:cs="Cambria Math"/>
+            </w:rPr>
+            <m:t>=</m:t>
+          </m:r>
+          <m:func>
+            <m:funcPr>
+              <m:ctrlPr>
+                <w:rPr>
+                  <w:rFonts w:ascii="Cambria Math" w:hAnsi="Cambria Math" w:cs="Cambria Math"/>
+                  <w:i/>
+                </w:rPr>
+              </m:ctrlPr>
+            </m:funcPr>
+            <m:fName>
+              <m:limLow>
+                <m:limLowPr>
+                  <m:ctrlPr>
+                    <w:rPr>
+                      <w:rFonts w:ascii="Cambria Math" w:hAnsi="Cambria Math" w:cs="Cambria Math"/>
+                      <w:i/>
+                    </w:rPr>
+                  </m:ctrlPr>
+                </m:limLowPr>
+                <m:e>
+                  <m:r>
+                    <m:rPr>
+                      <m:sty m:val="p"/>
+                    </m:rPr>
+                    <w:rPr>
+                      <w:rFonts w:ascii="Cambria Math" w:hAnsi="Cambria Math" w:cs="Cambria Math"/>
+                    </w:rPr>
+                    <m:t>lim</m:t>
+                  </m:r>
+                </m:e>
+                <m:lim>
+                  <m:r>
+                    <w:rPr>
+                      <w:rFonts w:ascii="Cambria Math" w:hAnsi="Cambria Math" w:cs="Cambria Math"/>
+                    </w:rPr>
+                    <m:t>n→</m:t>
+                  </m:r>
+                  <m:sSup>
+                    <m:sSupPr>
+                      <m:ctrlPr>
+                        <w:rPr>
+                          <w:rFonts w:ascii="Cambria Math" w:hAnsi="Cambria Math" w:cs="Cambria Math"/>
+                          <w:i/>
+                        </w:rPr>
+                      </m:ctrlPr>
+                    </m:sSupPr>
+                    <m:e>
+                      <m:r>
+                        <w:rPr>
+                          <w:rFonts w:ascii="Cambria Math" w:hAnsi="Cambria Math" w:cs="Cambria Math"/>
+                        </w:rPr>
+                        <m:t>∞</m:t>
+                      </m:r>
+                    </m:e>
+                    <m:sup>
+                      <m:r>
+                        <w:rPr>
+                          <w:rFonts w:ascii="Cambria Math" w:hAnsi="Cambria Math" w:cs="Cambria Math"/>
+                        </w:rPr>
+                        <m:t>2</m:t>
+                      </m:r>
+                    </m:sup>
+                  </m:sSup>
+                  <m:r>
+                    <w:rPr>
+                      <w:rFonts w:ascii="Cambria Math" w:hAnsi="Cambria Math" w:cs="Cambria Math"/>
+                    </w:rPr>
+                    <m:t>+1</m:t>
+                  </m:r>
+                </m:lim>
+              </m:limLow>
+            </m:fName>
+            <m:e>
+              <m:sSup>
+                <m:sSupPr>
+                  <m:ctrlPr>
+                    <w:rPr>
+                      <w:rFonts w:ascii="Cambria Math" w:hAnsi="Cambria Math" w:cs="Cambria Math"/>
+                      <w:i/>
+                    </w:rPr>
+                  </m:ctrlPr>
+                </m:sSupPr>
+                <m:e>
+                  <m:r>
+                    <w:rPr>
+                      <w:rFonts w:ascii="Cambria Math" w:hAnsi="Cambria Math" w:cs="Cambria Math"/>
+                    </w:rPr>
+                    <m:t>x</m:t>
+                  </m:r>
+                </m:e>
+                <m:sup>
+                  <m:r>
+                    <w:rPr>
+                      <w:rFonts w:ascii="Cambria Math" w:hAnsi="Cambria Math" w:cs="Cambria Math"/>
+                    </w:rPr>
+                    <m:t>2+</m:t>
+                  </m:r>
+                  <m:f>
+                    <m:fPr>
+                      <m:ctrlPr>
+                        <w:rPr>
+                          <w:rFonts w:ascii="Cambria Math" w:hAnsi="Cambria Math" w:cs="Cambria Math"/>
+                          <w:i/>
+                        </w:rPr>
+                      </m:ctrlPr>
+                    </m:fPr>
+                    <m:num>
+                      <m:r>
+                        <w:rPr>
+                          <w:rFonts w:ascii="Cambria Math" w:hAnsi="Cambria Math" w:cs="Cambria Math"/>
+                        </w:rPr>
+                        <m:t>1</m:t>
+                      </m:r>
+                    </m:num>
+                    <m:den>
+                      <m:r>
+                        <w:rPr>
+                          <w:rFonts w:ascii="Cambria Math" w:hAnsi="Cambria Math" w:cs="Cambria Math"/>
+                        </w:rPr>
+                        <m:t>n</m:t>
+                      </m:r>
+                    </m:den>
+                  </m:f>
+                </m:sup>
+              </m:sSup>
+            </m:e>
+          </m:func>
+          <m:r>
+            <w:rPr>
+              <w:rFonts w:ascii="Cambria Math" w:hAnsi="Cambria Math" w:cs="Cambria Math"/>
+            </w:rPr>
+            <m:t>=</m:t>
+          </m:r>
+          <m:sSup>
+            <m:sSupPr>
+              <m:ctrlPr>
+                <w:rPr>
+                  <w:rFonts w:ascii="Cambria Math" w:hAnsi="Cambria Math" w:cs="Cambria Math"/>
+                  <w:i/>
+                </w:rPr>
+              </m:ctrlPr>
+            </m:sSupPr>
+            <m:e>
+              <m:r>
+                <w:rPr>
+                  <w:rFonts w:ascii="Cambria Math" w:hAnsi="Cambria Math" w:cs="Cambria Math"/>
+                </w:rPr>
+                <m:t>x</m:t>
+              </m:r>
+            </m:e>
+            <m:sup>
+              <m:r>
+                <w:rPr>
+                  <w:rFonts w:ascii="Cambria Math" w:hAnsi="Cambria Math" w:cs="Cambria Math"/>
+                </w:rPr>
+                <m:t>2+</m:t>
+              </m:r>
+              <m:f>
+                <m:fPr>
+                  <m:ctrlPr>
+                    <w:rPr>
+                      <w:rFonts w:ascii="Cambria Math" w:hAnsi="Cambria Math" w:cs="Cambria Math"/>
+                      <w:i/>
+                    </w:rPr>
+                  </m:ctrlPr>
+                </m:fPr>
+                <m:num>
+                  <m:r>
+                    <w:rPr>
+                      <w:rFonts w:ascii="Cambria Math" w:hAnsi="Cambria Math" w:cs="Cambria Math"/>
+                    </w:rPr>
+                    <m:t>1</m:t>
+                  </m:r>
+                </m:num>
+                <m:den>
+                  <m:r>
+                    <w:rPr>
+                      <w:rFonts w:ascii="Cambria Math" w:hAnsi="Cambria Math" w:cs="Cambria Math"/>
+                    </w:rPr>
+                    <m:t>1</m:t>
+                  </m:r>
+                </m:den>
+              </m:f>
+            </m:sup>
+          </m:sSup>
+          <m:r>
+            <w:rPr>
+              <w:rFonts w:ascii="Cambria Math" w:hAnsi="Cambria Math" w:cs="Cambria Math"/>
+            </w:rPr>
+            <m:t>=</m:t>
+          </m:r>
+          <m:sSup>
+            <m:sSupPr>
+              <m:ctrlPr>
+                <w:rPr>
+                  <w:rFonts w:ascii="Cambria Math" w:hAnsi="Cambria Math" w:cs="Cambria Math"/>
+                  <w:i/>
+                </w:rPr>
+              </m:ctrlPr>
+            </m:sSupPr>
+            <m:e>
+              <m:r>
+                <w:rPr>
+                  <w:rFonts w:ascii="Cambria Math" w:hAnsi="Cambria Math" w:cs="Cambria Math"/>
+                </w:rPr>
+                <m:t>x</m:t>
+              </m:r>
+            </m:e>
+            <m:sup>
+              <m:r>
+                <w:rPr>
+                  <w:rFonts w:ascii="Cambria Math" w:hAnsi="Cambria Math" w:cs="Cambria Math"/>
+                </w:rPr>
+                <m:t>3</m:t>
+              </m:r>
+            </m:sup>
+          </m:sSup>
+        </m:oMath>
+      </m:oMathPara>
+    </w:p>
+    <w:p>
+      <w:pPr>
+        <w:rPr>
+          <w:rFonts w:hint="eastAsia"/>
+        </w:rPr>
+      </w:pPr>
+    </w:p>
+    <w:p>
+      <w:pPr>
+        <w:rPr>
+          <w:rFonts w:hint="eastAsia"/>
+        </w:rPr>
+      </w:pPr>
+      <w:r>
+        <w:rPr>
+          <w:rFonts w:hint="eastAsia"/>
+        </w:rPr>
+        <w:t>当它为-1的时候，</w:t>
       </w:r>
     </w:p>
     <w:p>
@@ -7625,6 +8540,31 @@
           <w:rFonts w:hint="eastAsia"/>
         </w:rPr>
       </w:pPr>
+      <w:r>
+        <w:rPr>
+          <w:rFonts w:hint="eastAsia"/>
+        </w:rPr>
+        <w:t>当它</w:t>
+      </w:r>
+      <w:r>
+        <w:rPr>
+          <w:rFonts w:hint="eastAsia"/>
+        </w:rPr>
+        <w:t>为</w:t>
+      </w:r>
+      <w:r>
+        <w:rPr>
+          <w:rFonts w:hint="eastAsia"/>
+        </w:rPr>
+        <w:t>-1的平方根的时候，</w:t>
+      </w:r>
+    </w:p>
+    <w:p>
+      <w:pPr>
+        <w:rPr>
+          <w:rFonts w:hint="eastAsia"/>
+        </w:rPr>
+      </w:pPr>
       <m:oMathPara>
         <m:oMath>
           <m:sSub>
@@ -7746,11 +8686,6 @@
       </w:r>
     </w:p>
     <w:p>
-      <w:pPr>
-        <w:rPr>
-          <w:rFonts w:hint="eastAsia"/>
-        </w:rPr>
-      </w:pPr>
       <m:oMathPara>
         <m:oMath>
           <m:f>
@@ -7947,6 +8882,514 @@
           </m:rad>
         </m:oMath>
       </m:oMathPara>
+    </w:p>
+    <w:p>
+      <m:oMathPara>
+        <m:oMath>
+          <m:r>
+            <w:rPr>
+              <w:rFonts w:ascii="Cambria Math" w:hAnsi="Cambria Math"/>
+            </w:rPr>
+            <m:t>π</m:t>
+          </m:r>
+          <m:r>
+            <w:rPr>
+              <w:rFonts w:ascii="Cambria Math" w:hAnsi="Cambria Math"/>
+            </w:rPr>
+            <m:t>=</m:t>
+          </m:r>
+          <m:sSub>
+            <m:sSubPr>
+              <m:ctrlPr>
+                <w:rPr>
+                  <w:rFonts w:ascii="Cambria Math" w:hAnsi="Cambria Math" w:cs="Cambria Math"/>
+                  <w:i/>
+                </w:rPr>
+              </m:ctrlPr>
+            </m:sSubPr>
+            <m:e>
+              <m:r>
+                <w:rPr>
+                  <w:rFonts w:ascii="Cambria Math" w:hAnsi="Cambria Math" w:cs="Cambria Math"/>
+                </w:rPr>
+                <m:t>p</m:t>
+              </m:r>
+            </m:e>
+            <m:sub>
+              <m:r>
+                <w:rPr>
+                  <w:rFonts w:ascii="Cambria Math" w:hAnsi="Cambria Math" w:cs="Cambria Math"/>
+                </w:rPr>
+                <m:t>n</m:t>
+              </m:r>
+            </m:sub>
+          </m:sSub>
+          <m:d>
+            <m:dPr>
+              <m:ctrlPr>
+                <w:rPr>
+                  <w:rFonts w:ascii="Cambria Math" w:hAnsi="Cambria Math" w:cs="Cambria Math"/>
+                  <w:i/>
+                </w:rPr>
+              </m:ctrlPr>
+            </m:dPr>
+            <m:e>
+              <m:r>
+                <w:rPr>
+                  <w:rFonts w:ascii="Cambria Math" w:hAnsi="Cambria Math" w:cs="Cambria Math"/>
+                </w:rPr>
+                <m:t>1</m:t>
+              </m:r>
+            </m:e>
+          </m:d>
+          <m:r>
+            <w:rPr>
+              <w:rFonts w:ascii="Cambria Math" w:hAnsi="Cambria Math" w:cs="Cambria Math"/>
+            </w:rPr>
+            <m:t>=</m:t>
+          </m:r>
+          <m:func>
+            <m:funcPr>
+              <m:ctrlPr>
+                <w:rPr>
+                  <w:rFonts w:ascii="Cambria Math" w:hAnsi="Cambria Math" w:cs="Cambria Math"/>
+                  <w:i/>
+                </w:rPr>
+              </m:ctrlPr>
+            </m:funcPr>
+            <m:fName>
+              <m:limLow>
+                <m:limLowPr>
+                  <m:ctrlPr>
+                    <w:rPr>
+                      <w:rFonts w:ascii="Cambria Math" w:hAnsi="Cambria Math" w:cs="Cambria Math"/>
+                      <w:i/>
+                    </w:rPr>
+                  </m:ctrlPr>
+                </m:limLowPr>
+                <m:e>
+                  <m:r>
+                    <m:rPr>
+                      <m:sty m:val="p"/>
+                    </m:rPr>
+                    <w:rPr>
+                      <w:rFonts w:ascii="Cambria Math" w:hAnsi="Cambria Math" w:cs="Cambria Math"/>
+                    </w:rPr>
+                    <m:t>lim</m:t>
+                  </m:r>
+                </m:e>
+                <m:lim>
+                  <m:r>
+                    <w:rPr>
+                      <w:rFonts w:ascii="Cambria Math" w:hAnsi="Cambria Math" w:cs="Cambria Math"/>
+                    </w:rPr>
+                    <m:t>n→∞</m:t>
+                  </m:r>
+                </m:lim>
+              </m:limLow>
+            </m:fName>
+            <m:e>
+              <m:sSup>
+                <m:sSupPr>
+                  <m:ctrlPr>
+                    <w:rPr>
+                      <w:rFonts w:ascii="Cambria Math" w:hAnsi="Cambria Math" w:cs="Cambria Math"/>
+                      <w:i/>
+                    </w:rPr>
+                  </m:ctrlPr>
+                </m:sSupPr>
+                <m:e>
+                  <m:r>
+                    <w:rPr>
+                      <w:rFonts w:ascii="Cambria Math" w:hAnsi="Cambria Math" w:cs="Cambria Math"/>
+                    </w:rPr>
+                    <m:t>1</m:t>
+                  </m:r>
+                </m:e>
+                <m:sup>
+                  <m:r>
+                    <w:rPr>
+                      <w:rFonts w:ascii="Cambria Math" w:hAnsi="Cambria Math" w:cs="Cambria Math"/>
+                    </w:rPr>
+                    <m:t>2+</m:t>
+                  </m:r>
+                  <m:f>
+                    <m:fPr>
+                      <m:ctrlPr>
+                        <w:rPr>
+                          <w:rFonts w:ascii="Cambria Math" w:hAnsi="Cambria Math" w:cs="Cambria Math"/>
+                          <w:i/>
+                        </w:rPr>
+                      </m:ctrlPr>
+                    </m:fPr>
+                    <m:num>
+                      <m:r>
+                        <w:rPr>
+                          <w:rFonts w:ascii="Cambria Math" w:hAnsi="Cambria Math" w:cs="Cambria Math"/>
+                        </w:rPr>
+                        <m:t>1</m:t>
+                      </m:r>
+                    </m:num>
+                    <m:den>
+                      <m:r>
+                        <w:rPr>
+                          <w:rFonts w:ascii="Cambria Math" w:hAnsi="Cambria Math" w:cs="Cambria Math"/>
+                        </w:rPr>
+                        <m:t>n</m:t>
+                      </m:r>
+                    </m:den>
+                  </m:f>
+                </m:sup>
+              </m:sSup>
+            </m:e>
+          </m:func>
+          <m:r>
+            <w:rPr>
+              <w:rFonts w:ascii="Cambria Math" w:hAnsi="Cambria Math"/>
+            </w:rPr>
+            <m:t>=</m:t>
+          </m:r>
+          <m:func>
+            <m:funcPr>
+              <m:ctrlPr>
+                <w:rPr>
+                  <w:rFonts w:ascii="Cambria Math" w:hAnsi="Cambria Math" w:cs="Cambria Math"/>
+                  <w:i/>
+                </w:rPr>
+              </m:ctrlPr>
+            </m:funcPr>
+            <m:fName>
+              <m:limLow>
+                <m:limLowPr>
+                  <m:ctrlPr>
+                    <w:rPr>
+                      <w:rFonts w:ascii="Cambria Math" w:hAnsi="Cambria Math" w:cs="Cambria Math"/>
+                      <w:i/>
+                    </w:rPr>
+                  </m:ctrlPr>
+                </m:limLowPr>
+                <m:e>
+                  <m:r>
+                    <m:rPr>
+                      <m:sty m:val="p"/>
+                    </m:rPr>
+                    <w:rPr>
+                      <w:rFonts w:ascii="Cambria Math" w:hAnsi="Cambria Math" w:cs="Cambria Math"/>
+                    </w:rPr>
+                    <m:t>lim</m:t>
+                  </m:r>
+                </m:e>
+                <m:lim>
+                  <m:r>
+                    <w:rPr>
+                      <w:rFonts w:ascii="Cambria Math" w:hAnsi="Cambria Math" w:cs="Cambria Math"/>
+                    </w:rPr>
+                    <m:t>n→∞</m:t>
+                  </m:r>
+                </m:lim>
+              </m:limLow>
+            </m:fName>
+            <m:e>
+              <m:sSup>
+                <m:sSupPr>
+                  <m:ctrlPr>
+                    <w:rPr>
+                      <w:rFonts w:ascii="Cambria Math" w:hAnsi="Cambria Math" w:cs="Cambria Math"/>
+                      <w:i/>
+                    </w:rPr>
+                  </m:ctrlPr>
+                </m:sSupPr>
+                <m:e>
+                  <m:r>
+                    <w:rPr>
+                      <w:rFonts w:ascii="Cambria Math" w:hAnsi="Cambria Math" w:cs="Cambria Math"/>
+                    </w:rPr>
+                    <m:t>1</m:t>
+                  </m:r>
+                </m:e>
+                <m:sup>
+                  <m:f>
+                    <m:fPr>
+                      <m:ctrlPr>
+                        <w:rPr>
+                          <w:rFonts w:ascii="Cambria Math" w:hAnsi="Cambria Math" w:cs="Cambria Math"/>
+                          <w:i/>
+                        </w:rPr>
+                      </m:ctrlPr>
+                    </m:fPr>
+                    <m:num>
+                      <m:r>
+                        <w:rPr>
+                          <w:rFonts w:ascii="Cambria Math" w:hAnsi="Cambria Math" w:cs="Cambria Math"/>
+                        </w:rPr>
+                        <m:t>2n+</m:t>
+                      </m:r>
+                      <m:r>
+                        <w:rPr>
+                          <w:rFonts w:ascii="Cambria Math" w:hAnsi="Cambria Math" w:cs="Cambria Math"/>
+                        </w:rPr>
+                        <m:t>1</m:t>
+                      </m:r>
+                    </m:num>
+                    <m:den>
+                      <m:r>
+                        <w:rPr>
+                          <w:rFonts w:ascii="Cambria Math" w:hAnsi="Cambria Math" w:cs="Cambria Math"/>
+                        </w:rPr>
+                        <m:t>n</m:t>
+                      </m:r>
+                    </m:den>
+                  </m:f>
+                </m:sup>
+              </m:sSup>
+            </m:e>
+          </m:func>
+          <m:r>
+            <w:rPr>
+              <w:rFonts w:ascii="Cambria Math" w:hAnsi="Cambria Math"/>
+            </w:rPr>
+            <m:t>=</m:t>
+          </m:r>
+          <m:sSup>
+            <m:sSupPr>
+              <m:ctrlPr>
+                <w:rPr>
+                  <w:rFonts w:ascii="Cambria Math" w:hAnsi="Cambria Math" w:cs="Cambria Math"/>
+                  <w:i/>
+                </w:rPr>
+              </m:ctrlPr>
+            </m:sSupPr>
+            <m:e>
+              <m:r>
+                <w:rPr>
+                  <w:rFonts w:ascii="Cambria Math" w:hAnsi="Cambria Math" w:cs="Cambria Math"/>
+                </w:rPr>
+                <m:t>1</m:t>
+              </m:r>
+            </m:e>
+            <m:sup>
+              <m:f>
+                <m:fPr>
+                  <m:ctrlPr>
+                    <w:rPr>
+                      <w:rFonts w:ascii="Cambria Math" w:hAnsi="Cambria Math" w:cs="Cambria Math"/>
+                      <w:i/>
+                    </w:rPr>
+                  </m:ctrlPr>
+                </m:fPr>
+                <m:num>
+                  <m:r>
+                    <w:rPr>
+                      <w:rFonts w:ascii="Cambria Math" w:hAnsi="Cambria Math" w:cs="Cambria Math"/>
+                    </w:rPr>
+                    <m:t>2</m:t>
+                  </m:r>
+                  <m:r>
+                    <w:rPr>
+                      <w:rFonts w:ascii="Cambria Math" w:hAnsi="Cambria Math" w:cs="Cambria Math"/>
+                    </w:rPr>
+                    <m:t>(</m:t>
+                  </m:r>
+                  <m:r>
+                    <w:rPr>
+                      <w:rFonts w:ascii="Cambria Math" w:hAnsi="Cambria Math" w:cs="Cambria Math"/>
+                    </w:rPr>
+                    <m:t>∞</m:t>
+                  </m:r>
+                  <m:r>
+                    <w:rPr>
+                      <w:rFonts w:ascii="Cambria Math" w:hAnsi="Cambria Math" w:cs="Cambria Math"/>
+                    </w:rPr>
+                    <m:t>-1)</m:t>
+                  </m:r>
+                  <m:r>
+                    <w:rPr>
+                      <w:rFonts w:ascii="Cambria Math" w:hAnsi="Cambria Math" w:cs="Cambria Math"/>
+                    </w:rPr>
+                    <m:t>+1</m:t>
+                  </m:r>
+                </m:num>
+                <m:den>
+                  <m:r>
+                    <w:rPr>
+                      <w:rFonts w:ascii="Cambria Math" w:hAnsi="Cambria Math" w:cs="Cambria Math"/>
+                    </w:rPr>
+                    <m:t>∞</m:t>
+                  </m:r>
+                  <m:r>
+                    <w:rPr>
+                      <w:rFonts w:ascii="Cambria Math" w:hAnsi="Cambria Math" w:cs="Cambria Math"/>
+                    </w:rPr>
+                    <m:t>-1</m:t>
+                  </m:r>
+                </m:den>
+              </m:f>
+            </m:sup>
+          </m:sSup>
+          <m:r>
+            <w:rPr>
+              <w:rFonts w:ascii="Cambria Math" w:hAnsi="Cambria Math" w:cs="Cambria Math"/>
+            </w:rPr>
+            <m:t>=</m:t>
+          </m:r>
+          <m:rad>
+            <m:radPr>
+              <m:ctrlPr>
+                <w:rPr>
+                  <w:rFonts w:ascii="Cambria Math" w:hAnsi="Cambria Math"/>
+                  <w:i/>
+                </w:rPr>
+              </m:ctrlPr>
+            </m:radPr>
+            <m:deg>
+              <m:r>
+                <w:rPr>
+                  <w:rFonts w:ascii="Cambria Math" w:hAnsi="Cambria Math" w:cs="Cambria Math"/>
+                </w:rPr>
+                <m:t>∞</m:t>
+              </m:r>
+              <m:r>
+                <w:rPr>
+                  <w:rFonts w:ascii="Cambria Math" w:hAnsi="Cambria Math" w:cs="Cambria Math"/>
+                </w:rPr>
+                <m:t>-1</m:t>
+              </m:r>
+            </m:deg>
+            <m:e>
+              <m:sSup>
+                <m:sSupPr>
+                  <m:ctrlPr>
+                    <w:rPr>
+                      <w:rFonts w:ascii="Cambria Math" w:hAnsi="Cambria Math"/>
+                      <w:i/>
+                    </w:rPr>
+                  </m:ctrlPr>
+                </m:sSupPr>
+                <m:e>
+                  <m:r>
+                    <w:rPr>
+                      <w:rFonts w:ascii="Cambria Math" w:hAnsi="Cambria Math"/>
+                    </w:rPr>
+                    <m:t>1</m:t>
+                  </m:r>
+                </m:e>
+                <m:sup>
+                  <m:r>
+                    <w:rPr>
+                      <w:rFonts w:ascii="Cambria Math" w:hAnsi="Cambria Math" w:cs="Cambria Math"/>
+                    </w:rPr>
+                    <m:t>2</m:t>
+                  </m:r>
+                  <w:bookmarkStart w:id="2" w:name="_Hlk231040249"/>
+                  <m:r>
+                    <w:rPr>
+                      <w:rFonts w:ascii="Cambria Math" w:hAnsi="Cambria Math" w:cs="Cambria Math"/>
+                    </w:rPr>
+                    <m:t>∞</m:t>
+                  </m:r>
+                  <w:bookmarkEnd w:id="2"/>
+                  <m:r>
+                    <w:rPr>
+                      <w:rFonts w:ascii="Cambria Math" w:hAnsi="Cambria Math"/>
+                    </w:rPr>
+                    <m:t>-</m:t>
+                  </m:r>
+                  <m:r>
+                    <w:rPr>
+                      <w:rFonts w:ascii="Cambria Math" w:hAnsi="Cambria Math"/>
+                    </w:rPr>
+                    <m:t>1</m:t>
+                  </m:r>
+                </m:sup>
+              </m:sSup>
+            </m:e>
+          </m:rad>
+        </m:oMath>
+      </m:oMathPara>
+    </w:p>
+    <w:p>
+      <w:r>
+        <w:rPr>
+          <w:rFonts w:hint="eastAsia"/>
+        </w:rPr>
+        <w:t>需要指出的是，这个数值对应的结构来自于对表达式的高次求导形成的复合结构，也就是说它实际上是和自变量</w:t>
+      </w:r>
+      <m:oMath>
+        <m:r>
+          <w:rPr>
+            <w:rFonts w:ascii="Cambria Math" w:hAnsi="Cambria Math" w:cs="Cambria Math"/>
+          </w:rPr>
+          <m:t>x</m:t>
+        </m:r>
+      </m:oMath>
+      <w:r>
+        <w:rPr>
+          <w:rFonts w:hint="eastAsia"/>
+        </w:rPr>
+        <w:t>的数值没有关系的，不管</w:t>
+      </w:r>
+      <m:oMath>
+        <m:r>
+          <w:rPr>
+            <w:rFonts w:ascii="Cambria Math" w:hAnsi="Cambria Math" w:cs="Cambria Math"/>
+          </w:rPr>
+          <m:t>x</m:t>
+        </m:r>
+      </m:oMath>
+      <w:r>
+        <w:rPr>
+          <w:rFonts w:hint="eastAsia"/>
+        </w:rPr>
+        <w:t>是否等于1或者等于其它有限数值，结构都成立，那么结构对应的数值也是同一个数值。我们可以假定</w:t>
+      </w:r>
+      <m:oMath>
+        <m:r>
+          <w:rPr>
+            <w:rFonts w:ascii="Cambria Math" w:hAnsi="Cambria Math" w:cs="Cambria Math"/>
+          </w:rPr>
+          <m:t>x</m:t>
+        </m:r>
+      </m:oMath>
+      <w:r>
+        <w:rPr>
+          <w:rFonts w:hint="eastAsia"/>
+        </w:rPr>
+        <w:t>等于1就是半径为1的单位圆的情况。</w:t>
+      </w:r>
+      <w:r>
+        <w:rPr>
+          <w:rFonts w:hint="eastAsia"/>
+        </w:rPr>
+        <w:t>这个半径的</w:t>
+      </w:r>
+      <w:proofErr w:type="gramStart"/>
+      <w:r>
+        <w:rPr>
+          <w:rFonts w:hint="eastAsia"/>
+        </w:rPr>
+        <w:t>幂</w:t>
+      </w:r>
+      <w:proofErr w:type="gramEnd"/>
+      <w:r>
+        <w:rPr>
+          <w:rFonts w:hint="eastAsia"/>
+        </w:rPr>
+        <w:t>次是一个分数，分数的分子和分母数量的差异就对应于弧长所对的角度。</w:t>
+      </w:r>
+      <w:r>
+        <w:rPr>
+          <w:rFonts w:hint="eastAsia"/>
+        </w:rPr>
+        <w:t>由此一来，长度和角度就可以写在同一个表达式里面了。</w:t>
+      </w:r>
+    </w:p>
+    <w:p>
+      <w:pPr>
+        <w:rPr>
+          <w:rFonts w:hint="eastAsia"/>
+          <w:iCs/>
+        </w:rPr>
+      </w:pPr>
     </w:p>
     <w:p>
       <w:pPr>

--- a/关于半圆周率.docx
+++ b/关于半圆周率.docx
@@ -5013,7 +5013,21 @@
         <w:rPr>
           <w:rFonts w:hint="eastAsia"/>
         </w:rPr>
-        <w:t>就是当次求导的幂次</w:t>
+        <w:t>就是当次求导的</w:t>
+      </w:r>
+      <w:proofErr w:type="gramStart"/>
+      <w:r>
+        <w:rPr>
+          <w:rFonts w:hint="eastAsia"/>
+        </w:rPr>
+        <w:t>幂</w:t>
+      </w:r>
+      <w:proofErr w:type="gramEnd"/>
+      <w:r>
+        <w:rPr>
+          <w:rFonts w:hint="eastAsia"/>
+        </w:rPr>
+        <w:t>次</w:t>
       </w:r>
       <w:r>
         <w:rPr>
@@ -5125,7 +5139,21 @@
         <w:rPr>
           <w:rFonts w:hint="eastAsia"/>
         </w:rPr>
-        <w:t>中的n项，系数就是多项式对应项幂次的n阶导数。同理对于，</w:t>
+        <w:t>中的n项，系数就是多项式对应项</w:t>
+      </w:r>
+      <w:proofErr w:type="gramStart"/>
+      <w:r>
+        <w:rPr>
+          <w:rFonts w:hint="eastAsia"/>
+        </w:rPr>
+        <w:t>幂</w:t>
+      </w:r>
+      <w:proofErr w:type="gramEnd"/>
+      <w:r>
+        <w:rPr>
+          <w:rFonts w:hint="eastAsia"/>
+        </w:rPr>
+        <w:t>次的n阶导数。同理对于，</w:t>
       </w:r>
     </w:p>
     <w:p/>
@@ -14034,7 +14062,21 @@
         <w:rPr>
           <w:rFonts w:hint="eastAsia"/>
         </w:rPr>
-        <w:t>对比幂次，</w:t>
+        <w:t>对比</w:t>
+      </w:r>
+      <w:proofErr w:type="gramStart"/>
+      <w:r>
+        <w:rPr>
+          <w:rFonts w:hint="eastAsia"/>
+        </w:rPr>
+        <w:t>幂</w:t>
+      </w:r>
+      <w:proofErr w:type="gramEnd"/>
+      <w:r>
+        <w:rPr>
+          <w:rFonts w:hint="eastAsia"/>
+        </w:rPr>
+        <w:t>次，</w:t>
       </w:r>
       <w:r>
         <w:rPr>
@@ -14760,7 +14802,21 @@
         <w:rPr>
           <w:rFonts w:hint="eastAsia"/>
         </w:rPr>
-        <w:t>不是整数，此解无意义，但作为单位1的幂次，此解对结果没有限定作用。</w:t>
+        <w:t>不是整数，此解无意义，但作为单位1的</w:t>
+      </w:r>
+      <w:proofErr w:type="gramStart"/>
+      <w:r>
+        <w:rPr>
+          <w:rFonts w:hint="eastAsia"/>
+        </w:rPr>
+        <w:t>幂</w:t>
+      </w:r>
+      <w:proofErr w:type="gramEnd"/>
+      <w:r>
+        <w:rPr>
+          <w:rFonts w:hint="eastAsia"/>
+        </w:rPr>
+        <w:t>次，此解对结果没有限定作用。</w:t>
       </w:r>
     </w:p>
     <w:p>
@@ -15111,7 +15167,21 @@
         <w:rPr>
           <w:rFonts w:hint="eastAsia"/>
         </w:rPr>
-        <w:t>此解同样无意义</w:t>
+        <w:t>此</w:t>
+      </w:r>
+      <w:proofErr w:type="gramStart"/>
+      <w:r>
+        <w:rPr>
+          <w:rFonts w:hint="eastAsia"/>
+        </w:rPr>
+        <w:t>解同样无</w:t>
+      </w:r>
+      <w:proofErr w:type="gramEnd"/>
+      <w:r>
+        <w:rPr>
+          <w:rFonts w:hint="eastAsia"/>
+        </w:rPr>
+        <w:t>意义</w:t>
       </w:r>
       <w:r>
         <w:rPr>
@@ -15255,6 +15325,7 @@
       <w:bookmarkEnd w:id="8"/>
     </w:p>
     <w:p>
+      <w:bookmarkStart w:id="10" w:name="_Hlk231393404"/>
       <m:oMathPara>
         <m:oMath>
           <m:r>
@@ -15365,7 +15436,7 @@
             </w:rPr>
             <m:t>=</m:t>
           </m:r>
-          <w:bookmarkStart w:id="10" w:name="_Hlk231370702"/>
+          <w:bookmarkStart w:id="11" w:name="_Hlk231370702"/>
           <m:r>
             <w:rPr>
               <w:rFonts w:ascii="Cambria Math" w:hAnsi="Cambria Math"/>
@@ -15475,6 +15546,7 @@
             </m:sup>
           </m:sSup>
           <w:bookmarkEnd w:id="10"/>
+          <w:bookmarkEnd w:id="11"/>
           <m:r>
             <w:rPr>
               <w:rFonts w:ascii="Cambria Math" w:hAnsi="Cambria Math"/>
@@ -15657,7 +15729,21 @@
         <w:rPr>
           <w:rFonts w:hint="eastAsia"/>
         </w:rPr>
-        <w:t>用虚数单位的偶数次幂替换，</w:t>
+        <w:t>用虚数单位的偶数次</w:t>
+      </w:r>
+      <w:proofErr w:type="gramStart"/>
+      <w:r>
+        <w:rPr>
+          <w:rFonts w:hint="eastAsia"/>
+        </w:rPr>
+        <w:t>幂</w:t>
+      </w:r>
+      <w:proofErr w:type="gramEnd"/>
+      <w:r>
+        <w:rPr>
+          <w:rFonts w:hint="eastAsia"/>
+        </w:rPr>
+        <w:t>替换，</w:t>
       </w:r>
     </w:p>
     <w:p>
@@ -15707,7 +15793,7 @@
             </w:rPr>
             <m:t>=</m:t>
           </m:r>
-          <w:bookmarkStart w:id="11" w:name="_Hlk231372445"/>
+          <w:bookmarkStart w:id="12" w:name="_Hlk231372445"/>
           <m:r>
             <w:rPr>
               <w:rFonts w:ascii="Cambria Math" w:hAnsi="Cambria Math"/>
@@ -15716,7 +15802,7 @@
           </m:r>
         </m:oMath>
       </m:oMathPara>
-      <w:bookmarkEnd w:id="11"/>
+      <w:bookmarkEnd w:id="12"/>
     </w:p>
     <w:p>
       <w:pPr>
@@ -15838,6 +15924,120 @@
                     </w:rPr>
                     <m:t>2+</m:t>
                   </m:r>
+                  <m:f>
+                    <m:fPr>
+                      <m:ctrlPr>
+                        <w:rPr>
+                          <w:rFonts w:ascii="Cambria Math" w:hAnsi="Cambria Math"/>
+                          <w:i/>
+                        </w:rPr>
+                      </m:ctrlPr>
+                    </m:fPr>
+                    <m:num>
+                      <m:r>
+                        <w:rPr>
+                          <w:rFonts w:ascii="Cambria Math" w:hAnsi="Cambria Math"/>
+                        </w:rPr>
+                        <m:t>1</m:t>
+                      </m:r>
+                    </m:num>
+                    <m:den>
+                      <m:sSup>
+                        <m:sSupPr>
+                          <m:ctrlPr>
+                            <w:rPr>
+                              <w:rFonts w:ascii="Cambria Math" w:hAnsi="Cambria Math"/>
+                              <w:i/>
+                            </w:rPr>
+                          </m:ctrlPr>
+                        </m:sSupPr>
+                        <m:e>
+                          <m:d>
+                            <m:dPr>
+                              <m:ctrlPr>
+                                <w:rPr>
+                                  <w:rFonts w:ascii="Cambria Math" w:hAnsi="Cambria Math"/>
+                                  <w:i/>
+                                </w:rPr>
+                              </m:ctrlPr>
+                            </m:dPr>
+                            <m:e>
+                              <m:r>
+                                <w:rPr>
+                                  <w:rFonts w:ascii="Cambria Math" w:hAnsi="Cambria Math"/>
+                                </w:rPr>
+                                <m:t>∞</m:t>
+                              </m:r>
+                              <m:r>
+                                <w:rPr>
+                                  <w:rFonts w:ascii="Cambria Math" w:hAnsi="Cambria Math"/>
+                                </w:rPr>
+                                <m:t>±</m:t>
+                              </m:r>
+                              <m:r>
+                                <w:rPr>
+                                  <w:rFonts w:ascii="Cambria Math" w:hAnsi="Cambria Math"/>
+                                </w:rPr>
+                                <m:t>1</m:t>
+                              </m:r>
+                            </m:e>
+                          </m:d>
+                        </m:e>
+                        <m:sup>
+                          <m:r>
+                            <w:rPr>
+                              <w:rFonts w:ascii="Cambria Math" w:hAnsi="Cambria Math"/>
+                            </w:rPr>
+                            <m:t>t</m:t>
+                          </m:r>
+                        </m:sup>
+                      </m:sSup>
+                    </m:den>
+                  </m:f>
+                </m:den>
+              </m:f>
+            </m:sup>
+          </m:sSup>
+          <m:r>
+            <w:rPr>
+              <w:rFonts w:ascii="Cambria Math" w:hAnsi="Cambria Math"/>
+            </w:rPr>
+            <m:t>=1+</m:t>
+          </m:r>
+          <m:rad>
+            <m:radPr>
+              <m:ctrlPr>
+                <w:rPr>
+                  <w:rFonts w:ascii="Cambria Math" w:hAnsi="Cambria Math"/>
+                  <w:i/>
+                </w:rPr>
+              </m:ctrlPr>
+            </m:radPr>
+            <m:deg>
+              <m:r>
+                <w:rPr>
+                  <w:rFonts w:ascii="Cambria Math" w:hAnsi="Cambria Math"/>
+                </w:rPr>
+                <m:t>2+</m:t>
+              </m:r>
+              <m:f>
+                <m:fPr>
+                  <m:ctrlPr>
+                    <w:rPr>
+                      <w:rFonts w:ascii="Cambria Math" w:hAnsi="Cambria Math"/>
+                      <w:i/>
+                    </w:rPr>
+                  </m:ctrlPr>
+                </m:fPr>
+                <m:num>
+                  <m:r>
+                    <w:rPr>
+                      <w:rFonts w:ascii="Cambria Math" w:hAnsi="Cambria Math"/>
+                    </w:rPr>
+                    <m:t>1</m:t>
+                  </m:r>
+                </m:num>
+                <m:den>
                   <m:sSup>
                     <m:sSupPr>
                       <m:ctrlPr>
@@ -15862,19 +16062,7 @@
                             <w:rPr>
                               <w:rFonts w:ascii="Cambria Math" w:hAnsi="Cambria Math"/>
                             </w:rPr>
-                            <m:t>∞</m:t>
-                          </m:r>
-                          <m:r>
-                            <w:rPr>
-                              <w:rFonts w:ascii="Cambria Math" w:hAnsi="Cambria Math"/>
-                            </w:rPr>
-                            <m:t>±</m:t>
-                          </m:r>
-                          <m:r>
-                            <w:rPr>
-                              <w:rFonts w:ascii="Cambria Math" w:hAnsi="Cambria Math"/>
-                            </w:rPr>
-                            <m:t>1</m:t>
+                            <m:t>∞±1</m:t>
                           </m:r>
                         </m:e>
                       </m:d>
@@ -15890,48 +16078,6 @@
                   </m:sSup>
                 </m:den>
               </m:f>
-            </m:sup>
-          </m:sSup>
-          <m:r>
-            <w:rPr>
-              <w:rFonts w:ascii="Cambria Math" w:hAnsi="Cambria Math"/>
-            </w:rPr>
-            <m:t>=1+</m:t>
-          </m:r>
-          <m:rad>
-            <m:radPr>
-              <m:ctrlPr>
-                <w:rPr>
-                  <w:rFonts w:ascii="Cambria Math" w:hAnsi="Cambria Math"/>
-                  <w:i/>
-                </w:rPr>
-              </m:ctrlPr>
-            </m:radPr>
-            <m:deg>
-              <m:r>
-                <w:rPr>
-                  <w:rFonts w:ascii="Cambria Math" w:hAnsi="Cambria Math"/>
-                </w:rPr>
-                <m:t>2+</m:t>
-              </m:r>
-              <m:d>
-                <m:dPr>
-                  <m:ctrlPr>
-                    <w:rPr>
-                      <w:rFonts w:ascii="Cambria Math" w:hAnsi="Cambria Math"/>
-                      <w:i/>
-                    </w:rPr>
-                  </m:ctrlPr>
-                </m:dPr>
-                <m:e>
-                  <m:r>
-                    <w:rPr>
-                      <w:rFonts w:ascii="Cambria Math" w:hAnsi="Cambria Math"/>
-                    </w:rPr>
-                    <m:t>∞±1</m:t>
-                  </m:r>
-                </m:e>
-              </m:d>
             </m:deg>
             <m:e>
               <m:r>
@@ -15953,6 +16099,18 @@
               <w:rFonts w:ascii="Cambria Math" w:hAnsi="Cambria Math"/>
             </w:rPr>
             <m:t>1.570796326794897</m:t>
+          </m:r>
+          <m:r>
+            <w:rPr>
+              <w:rFonts w:ascii="Cambria Math" w:hAnsi="Cambria Math"/>
+            </w:rPr>
+            <m:t>=1+0</m:t>
+          </m:r>
+          <m:r>
+            <w:rPr>
+              <w:rFonts w:ascii="Cambria Math" w:hAnsi="Cambria Math"/>
+            </w:rPr>
+            <m:t>.570796326794897</m:t>
           </m:r>
         </m:oMath>
       </m:oMathPara>
@@ -16061,44 +16219,64 @@
                 </w:rPr>
                 <m:t>+</m:t>
               </m:r>
-              <m:sSup>
-                <m:sSupPr>
+              <m:f>
+                <m:fPr>
                   <m:ctrlPr>
                     <w:rPr>
                       <w:rFonts w:ascii="Cambria Math" w:hAnsi="Cambria Math"/>
                       <w:i/>
                     </w:rPr>
                   </m:ctrlPr>
-                </m:sSupPr>
-                <m:e>
-                  <m:d>
-                    <m:dPr>
+                </m:fPr>
+                <m:num>
+                  <m:r>
+                    <w:rPr>
+                      <w:rFonts w:ascii="Cambria Math" w:hAnsi="Cambria Math"/>
+                    </w:rPr>
+                    <m:t>1</m:t>
+                  </m:r>
+                </m:num>
+                <m:den>
+                  <m:sSup>
+                    <m:sSupPr>
                       <m:ctrlPr>
                         <w:rPr>
                           <w:rFonts w:ascii="Cambria Math" w:hAnsi="Cambria Math"/>
                           <w:i/>
                         </w:rPr>
                       </m:ctrlPr>
-                    </m:dPr>
+                    </m:sSupPr>
                     <m:e>
+                      <m:d>
+                        <m:dPr>
+                          <m:ctrlPr>
+                            <w:rPr>
+                              <w:rFonts w:ascii="Cambria Math" w:hAnsi="Cambria Math"/>
+                              <w:i/>
+                            </w:rPr>
+                          </m:ctrlPr>
+                        </m:dPr>
+                        <m:e>
+                          <m:r>
+                            <w:rPr>
+                              <w:rFonts w:ascii="Cambria Math" w:hAnsi="Cambria Math"/>
+                            </w:rPr>
+                            <m:t>-1</m:t>
+                          </m:r>
+                        </m:e>
+                      </m:d>
+                    </m:e>
+                    <m:sup>
                       <m:r>
                         <w:rPr>
                           <w:rFonts w:ascii="Cambria Math" w:hAnsi="Cambria Math"/>
                         </w:rPr>
-                        <m:t>-1</m:t>
+                        <m:t>t</m:t>
                       </m:r>
-                    </m:e>
-                  </m:d>
-                </m:e>
-                <m:sup>
-                  <m:r>
-                    <w:rPr>
-                      <w:rFonts w:ascii="Cambria Math" w:hAnsi="Cambria Math"/>
-                    </w:rPr>
-                    <m:t>t</m:t>
-                  </m:r>
-                </m:sup>
-              </m:sSup>
+                    </m:sup>
+                  </m:sSup>
+                </m:den>
+              </m:f>
             </m:deg>
             <m:e>
               <m:r>
@@ -16129,32 +16307,6 @@
           </m:r>
         </m:oMath>
       </m:oMathPara>
-    </w:p>
-    <w:p>
-      <w:r>
-        <w:rPr>
-          <w:rFonts w:hint="eastAsia"/>
-        </w:rPr>
-        <w:t>对比可知，</w:t>
-      </w:r>
-      <w:r>
-        <w:rPr>
-          <w:rFonts w:hint="eastAsia"/>
-        </w:rPr>
-        <w:t>就像无限减去1开平方得到虚数单位，</w:t>
-      </w:r>
-      <w:r>
-        <w:rPr>
-          <w:rFonts w:hint="eastAsia"/>
-        </w:rPr>
-        <w:t>1开无穷次方并不等于1</w:t>
-      </w:r>
-      <w:r>
-        <w:rPr>
-          <w:rFonts w:hint="eastAsia"/>
-        </w:rPr>
-        <w:t>。</w:t>
-      </w:r>
     </w:p>
     <w:p>
       <w:r>
@@ -16215,30 +16367,32 @@
                 </w:rPr>
                 <m:t>2+</m:t>
               </m:r>
-              <m:d>
-                <m:dPr>
+              <m:f>
+                <m:fPr>
                   <m:ctrlPr>
                     <w:rPr>
                       <w:rFonts w:ascii="Cambria Math" w:hAnsi="Cambria Math"/>
                       <w:i/>
                     </w:rPr>
                   </m:ctrlPr>
-                </m:dPr>
-                <m:e>
-                  <m:r>
-                    <w:rPr>
-                      <w:rFonts w:ascii="Cambria Math" w:hAnsi="Cambria Math"/>
-                    </w:rPr>
-                    <m:t>∞±</m:t>
-                  </m:r>
-                  <m:r>
-                    <w:rPr>
-                      <w:rFonts w:ascii="Cambria Math" w:hAnsi="Cambria Math"/>
-                    </w:rPr>
-                    <m:t>0</m:t>
-                  </m:r>
-                </m:e>
-              </m:d>
+                </m:fPr>
+                <m:num>
+                  <m:r>
+                    <w:rPr>
+                      <w:rFonts w:ascii="Cambria Math" w:hAnsi="Cambria Math"/>
+                    </w:rPr>
+                    <m:t>1</m:t>
+                  </m:r>
+                </m:num>
+                <m:den>
+                  <m:r>
+                    <w:rPr>
+                      <w:rFonts w:ascii="Cambria Math" w:hAnsi="Cambria Math"/>
+                    </w:rPr>
+                    <m:t>∞±0</m:t>
+                  </m:r>
+                </m:den>
+              </m:f>
             </m:deg>
             <m:e>
               <m:r>
@@ -16271,24 +16425,32 @@
                 </w:rPr>
                 <m:t>2+</m:t>
               </m:r>
-              <m:d>
-                <m:dPr>
+              <m:f>
+                <m:fPr>
                   <m:ctrlPr>
                     <w:rPr>
                       <w:rFonts w:ascii="Cambria Math" w:hAnsi="Cambria Math"/>
                       <w:i/>
                     </w:rPr>
                   </m:ctrlPr>
-                </m:dPr>
-                <m:e>
+                </m:fPr>
+                <m:num>
+                  <m:r>
+                    <w:rPr>
+                      <w:rFonts w:ascii="Cambria Math" w:hAnsi="Cambria Math"/>
+                    </w:rPr>
+                    <m:t>1</m:t>
+                  </m:r>
+                </m:num>
+                <m:den>
                   <m:r>
                     <w:rPr>
                       <w:rFonts w:ascii="Cambria Math" w:hAnsi="Cambria Math"/>
                     </w:rPr>
                     <m:t>∞±1</m:t>
                   </m:r>
-                </m:e>
-              </m:d>
+                </m:den>
+              </m:f>
             </m:deg>
             <m:e>
               <m:r>
@@ -16388,30 +16550,32 @@
                     </w:rPr>
                     <m:t>2+</m:t>
                   </m:r>
-                  <m:d>
-                    <m:dPr>
+                  <m:f>
+                    <m:fPr>
                       <m:ctrlPr>
                         <w:rPr>
                           <w:rFonts w:ascii="Cambria Math" w:hAnsi="Cambria Math"/>
                           <w:i/>
                         </w:rPr>
                       </m:ctrlPr>
-                    </m:dPr>
-                    <m:e>
+                    </m:fPr>
+                    <m:num>
                       <m:r>
                         <w:rPr>
                           <w:rFonts w:ascii="Cambria Math" w:hAnsi="Cambria Math"/>
                         </w:rPr>
-                        <m:t>∞±</m:t>
+                        <m:t>1</m:t>
                       </m:r>
+                    </m:num>
+                    <m:den>
                       <m:r>
                         <w:rPr>
                           <w:rFonts w:ascii="Cambria Math" w:hAnsi="Cambria Math"/>
                         </w:rPr>
-                        <m:t>0</m:t>
+                        <m:t>∞±0</m:t>
                       </m:r>
-                    </m:e>
-                  </m:d>
+                    </m:den>
+                  </m:f>
                 </m:deg>
                 <m:e>
                   <m:r>
@@ -16444,24 +16608,32 @@
                     </w:rPr>
                     <m:t>2+</m:t>
                   </m:r>
-                  <m:d>
-                    <m:dPr>
+                  <m:f>
+                    <m:fPr>
                       <m:ctrlPr>
                         <w:rPr>
                           <w:rFonts w:ascii="Cambria Math" w:hAnsi="Cambria Math"/>
                           <w:i/>
                         </w:rPr>
                       </m:ctrlPr>
-                    </m:dPr>
-                    <m:e>
+                    </m:fPr>
+                    <m:num>
+                      <m:r>
+                        <w:rPr>
+                          <w:rFonts w:ascii="Cambria Math" w:hAnsi="Cambria Math"/>
+                        </w:rPr>
+                        <m:t>1</m:t>
+                      </m:r>
+                    </m:num>
+                    <m:den>
                       <m:r>
                         <w:rPr>
                           <w:rFonts w:ascii="Cambria Math" w:hAnsi="Cambria Math"/>
                         </w:rPr>
                         <m:t>∞±1</m:t>
                       </m:r>
-                    </m:e>
-                  </m:d>
+                    </m:den>
+                  </m:f>
                 </m:deg>
                 <m:e>
                   <m:r>
@@ -16534,6 +16706,520 @@
           </m:r>
         </m:oMath>
       </m:oMathPara>
+    </w:p>
+    <w:p>
+      <w:r>
+        <w:rPr>
+          <w:rFonts w:hint="eastAsia"/>
+        </w:rPr>
+        <w:t>观察，</w:t>
+      </w:r>
+    </w:p>
+    <w:p>
+      <m:oMathPara>
+        <m:oMath>
+          <m:f>
+            <m:fPr>
+              <m:ctrlPr>
+                <w:rPr>
+                  <w:rFonts w:ascii="Cambria Math" w:hAnsi="Cambria Math"/>
+                  <w:i/>
+                </w:rPr>
+              </m:ctrlPr>
+            </m:fPr>
+            <m:num>
+              <m:r>
+                <w:rPr>
+                  <w:rFonts w:ascii="Cambria Math" w:hAnsi="Cambria Math"/>
+                </w:rPr>
+                <m:t>π</m:t>
+              </m:r>
+            </m:num>
+            <m:den>
+              <m:r>
+                <w:rPr>
+                  <w:rFonts w:ascii="Cambria Math" w:hAnsi="Cambria Math"/>
+                </w:rPr>
+                <m:t>2</m:t>
+              </m:r>
+            </m:den>
+          </m:f>
+          <m:r>
+            <w:rPr>
+              <w:rFonts w:ascii="Cambria Math" w:hAnsi="Cambria Math"/>
+            </w:rPr>
+            <m:t>=</m:t>
+          </m:r>
+          <m:rad>
+            <m:radPr>
+              <m:ctrlPr>
+                <w:rPr>
+                  <w:rFonts w:ascii="Cambria Math" w:hAnsi="Cambria Math"/>
+                  <w:i/>
+                </w:rPr>
+              </m:ctrlPr>
+            </m:radPr>
+            <m:deg>
+              <m:r>
+                <w:rPr>
+                  <w:rFonts w:ascii="Cambria Math" w:hAnsi="Cambria Math"/>
+                </w:rPr>
+                <m:t>2+</m:t>
+              </m:r>
+              <m:f>
+                <m:fPr>
+                  <m:ctrlPr>
+                    <w:rPr>
+                      <w:rFonts w:ascii="Cambria Math" w:hAnsi="Cambria Math"/>
+                      <w:i/>
+                    </w:rPr>
+                  </m:ctrlPr>
+                </m:fPr>
+                <m:num>
+                  <m:r>
+                    <w:rPr>
+                      <w:rFonts w:ascii="Cambria Math" w:hAnsi="Cambria Math"/>
+                    </w:rPr>
+                    <m:t>1</m:t>
+                  </m:r>
+                </m:num>
+                <m:den>
+                  <m:r>
+                    <w:rPr>
+                      <w:rFonts w:ascii="Cambria Math" w:hAnsi="Cambria Math"/>
+                    </w:rPr>
+                    <m:t>∞±0</m:t>
+                  </m:r>
+                </m:den>
+              </m:f>
+            </m:deg>
+            <m:e>
+              <m:r>
+                <w:rPr>
+                  <w:rFonts w:ascii="Cambria Math" w:hAnsi="Cambria Math"/>
+                </w:rPr>
+                <m:t>1</m:t>
+              </m:r>
+            </m:e>
+          </m:rad>
+          <m:r>
+            <w:rPr>
+              <w:rFonts w:ascii="Cambria Math" w:hAnsi="Cambria Math"/>
+            </w:rPr>
+            <m:t>+</m:t>
+          </m:r>
+          <m:rad>
+            <m:radPr>
+              <m:ctrlPr>
+                <w:rPr>
+                  <w:rFonts w:ascii="Cambria Math" w:hAnsi="Cambria Math"/>
+                  <w:i/>
+                </w:rPr>
+              </m:ctrlPr>
+            </m:radPr>
+            <m:deg>
+              <m:r>
+                <w:rPr>
+                  <w:rFonts w:ascii="Cambria Math" w:hAnsi="Cambria Math"/>
+                </w:rPr>
+                <m:t>2+</m:t>
+              </m:r>
+              <m:f>
+                <m:fPr>
+                  <m:ctrlPr>
+                    <w:rPr>
+                      <w:rFonts w:ascii="Cambria Math" w:hAnsi="Cambria Math"/>
+                      <w:i/>
+                    </w:rPr>
+                  </m:ctrlPr>
+                </m:fPr>
+                <m:num>
+                  <m:r>
+                    <w:rPr>
+                      <w:rFonts w:ascii="Cambria Math" w:hAnsi="Cambria Math"/>
+                    </w:rPr>
+                    <m:t>1</m:t>
+                  </m:r>
+                </m:num>
+                <m:den>
+                  <m:r>
+                    <w:rPr>
+                      <w:rFonts w:ascii="Cambria Math" w:hAnsi="Cambria Math"/>
+                    </w:rPr>
+                    <m:t>∞±1</m:t>
+                  </m:r>
+                </m:den>
+              </m:f>
+            </m:deg>
+            <m:e>
+              <m:r>
+                <w:rPr>
+                  <w:rFonts w:ascii="Cambria Math" w:hAnsi="Cambria Math"/>
+                </w:rPr>
+                <m:t>1</m:t>
+              </m:r>
+            </m:e>
+          </m:rad>
+        </m:oMath>
+      </m:oMathPara>
+    </w:p>
+    <w:p>
+      <w:r>
+        <w:rPr>
+          <w:rFonts w:hint="eastAsia"/>
+        </w:rPr>
+        <w:t>其中，</w:t>
+      </w:r>
+    </w:p>
+    <w:p>
+      <m:oMathPara>
+        <m:oMath>
+          <m:rad>
+            <m:radPr>
+              <m:ctrlPr>
+                <w:rPr>
+                  <w:rFonts w:ascii="Cambria Math" w:hAnsi="Cambria Math"/>
+                  <w:i/>
+                </w:rPr>
+              </m:ctrlPr>
+            </m:radPr>
+            <m:deg>
+              <m:r>
+                <w:rPr>
+                  <w:rFonts w:ascii="Cambria Math" w:hAnsi="Cambria Math"/>
+                </w:rPr>
+                <m:t>2+</m:t>
+              </m:r>
+              <m:f>
+                <m:fPr>
+                  <m:ctrlPr>
+                    <w:rPr>
+                      <w:rFonts w:ascii="Cambria Math" w:hAnsi="Cambria Math"/>
+                      <w:i/>
+                    </w:rPr>
+                  </m:ctrlPr>
+                </m:fPr>
+                <m:num>
+                  <m:r>
+                    <w:rPr>
+                      <w:rFonts w:ascii="Cambria Math" w:hAnsi="Cambria Math"/>
+                    </w:rPr>
+                    <m:t>1</m:t>
+                  </m:r>
+                </m:num>
+                <m:den>
+                  <m:r>
+                    <w:rPr>
+                      <w:rFonts w:ascii="Cambria Math" w:hAnsi="Cambria Math"/>
+                    </w:rPr>
+                    <m:t>∞±0</m:t>
+                  </m:r>
+                </m:den>
+              </m:f>
+            </m:deg>
+            <m:e>
+              <m:r>
+                <w:rPr>
+                  <w:rFonts w:ascii="Cambria Math" w:hAnsi="Cambria Math"/>
+                </w:rPr>
+                <m:t>1</m:t>
+              </m:r>
+            </m:e>
+          </m:rad>
+          <m:r>
+            <w:rPr>
+              <w:rFonts w:ascii="Cambria Math" w:hAnsi="Cambria Math"/>
+            </w:rPr>
+            <m:t>=1</m:t>
+          </m:r>
+        </m:oMath>
+      </m:oMathPara>
+    </w:p>
+    <w:p>
+      <w:r>
+        <w:rPr>
+          <w:rFonts w:hint="eastAsia"/>
+        </w:rPr>
+        <w:t>是因为，</w:t>
+      </w:r>
+    </w:p>
+    <w:p>
+      <m:oMathPara>
+        <m:oMath>
+          <m:rad>
+            <m:radPr>
+              <m:ctrlPr>
+                <w:rPr>
+                  <w:rFonts w:ascii="Cambria Math" w:hAnsi="Cambria Math"/>
+                  <w:i/>
+                </w:rPr>
+              </m:ctrlPr>
+            </m:radPr>
+            <m:deg>
+              <m:r>
+                <w:rPr>
+                  <w:rFonts w:ascii="Cambria Math" w:hAnsi="Cambria Math"/>
+                </w:rPr>
+                <m:t>2+</m:t>
+              </m:r>
+              <m:f>
+                <m:fPr>
+                  <m:ctrlPr>
+                    <w:rPr>
+                      <w:rFonts w:ascii="Cambria Math" w:hAnsi="Cambria Math"/>
+                      <w:i/>
+                    </w:rPr>
+                  </m:ctrlPr>
+                </m:fPr>
+                <m:num>
+                  <m:r>
+                    <w:rPr>
+                      <w:rFonts w:ascii="Cambria Math" w:hAnsi="Cambria Math"/>
+                    </w:rPr>
+                    <m:t>1</m:t>
+                  </m:r>
+                </m:num>
+                <m:den>
+                  <m:r>
+                    <w:rPr>
+                      <w:rFonts w:ascii="Cambria Math" w:hAnsi="Cambria Math"/>
+                    </w:rPr>
+                    <m:t>∞±0</m:t>
+                  </m:r>
+                </m:den>
+              </m:f>
+            </m:deg>
+            <m:e>
+              <m:r>
+                <w:rPr>
+                  <w:rFonts w:ascii="Cambria Math" w:hAnsi="Cambria Math"/>
+                </w:rPr>
+                <m:t>1</m:t>
+              </m:r>
+            </m:e>
+          </m:rad>
+          <m:r>
+            <w:rPr>
+              <w:rFonts w:ascii="Cambria Math" w:hAnsi="Cambria Math"/>
+            </w:rPr>
+            <m:t>=</m:t>
+          </m:r>
+          <m:rad>
+            <m:radPr>
+              <m:ctrlPr>
+                <w:rPr>
+                  <w:rFonts w:ascii="Cambria Math" w:hAnsi="Cambria Math"/>
+                  <w:i/>
+                </w:rPr>
+              </m:ctrlPr>
+            </m:radPr>
+            <m:deg>
+              <m:r>
+                <w:rPr>
+                  <w:rFonts w:ascii="Cambria Math" w:hAnsi="Cambria Math"/>
+                </w:rPr>
+                <m:t>2+</m:t>
+              </m:r>
+              <m:f>
+                <m:fPr>
+                  <m:ctrlPr>
+                    <w:rPr>
+                      <w:rFonts w:ascii="Cambria Math" w:hAnsi="Cambria Math"/>
+                      <w:i/>
+                    </w:rPr>
+                  </m:ctrlPr>
+                </m:fPr>
+                <m:num>
+                  <m:r>
+                    <w:rPr>
+                      <w:rFonts w:ascii="Cambria Math" w:hAnsi="Cambria Math"/>
+                    </w:rPr>
+                    <m:t>1</m:t>
+                  </m:r>
+                </m:num>
+                <m:den>
+                  <m:r>
+                    <w:rPr>
+                      <w:rFonts w:ascii="Cambria Math" w:hAnsi="Cambria Math"/>
+                    </w:rPr>
+                    <m:t>∞</m:t>
+                  </m:r>
+                </m:den>
+              </m:f>
+            </m:deg>
+            <m:e>
+              <m:r>
+                <w:rPr>
+                  <w:rFonts w:ascii="Cambria Math" w:hAnsi="Cambria Math"/>
+                </w:rPr>
+                <m:t>1</m:t>
+              </m:r>
+            </m:e>
+          </m:rad>
+          <m:r>
+            <w:rPr>
+              <w:rFonts w:ascii="Cambria Math" w:hAnsi="Cambria Math"/>
+            </w:rPr>
+            <m:t>=</m:t>
+          </m:r>
+          <m:rad>
+            <m:radPr>
+              <m:ctrlPr>
+                <w:rPr>
+                  <w:rFonts w:ascii="Cambria Math" w:hAnsi="Cambria Math"/>
+                  <w:i/>
+                </w:rPr>
+              </m:ctrlPr>
+            </m:radPr>
+            <m:deg>
+              <m:r>
+                <w:rPr>
+                  <w:rFonts w:ascii="Cambria Math" w:hAnsi="Cambria Math"/>
+                </w:rPr>
+                <m:t>2+0</m:t>
+              </m:r>
+            </m:deg>
+            <m:e>
+              <m:r>
+                <w:rPr>
+                  <w:rFonts w:ascii="Cambria Math" w:hAnsi="Cambria Math"/>
+                </w:rPr>
+                <m:t>1</m:t>
+              </m:r>
+            </m:e>
+          </m:rad>
+          <m:r>
+            <w:rPr>
+              <w:rFonts w:ascii="Cambria Math" w:hAnsi="Cambria Math"/>
+            </w:rPr>
+            <m:t>=</m:t>
+          </m:r>
+          <m:rad>
+            <m:radPr>
+              <m:ctrlPr>
+                <w:rPr>
+                  <w:rFonts w:ascii="Cambria Math" w:hAnsi="Cambria Math"/>
+                  <w:i/>
+                </w:rPr>
+              </m:ctrlPr>
+            </m:radPr>
+            <m:deg>
+              <m:r>
+                <w:rPr>
+                  <w:rFonts w:ascii="Cambria Math" w:hAnsi="Cambria Math"/>
+                </w:rPr>
+                <m:t>2</m:t>
+              </m:r>
+            </m:deg>
+            <m:e>
+              <m:r>
+                <w:rPr>
+                  <w:rFonts w:ascii="Cambria Math" w:hAnsi="Cambria Math"/>
+                </w:rPr>
+                <m:t>1</m:t>
+              </m:r>
+            </m:e>
+          </m:rad>
+          <m:r>
+            <w:rPr>
+              <w:rFonts w:ascii="Cambria Math" w:hAnsi="Cambria Math"/>
+            </w:rPr>
+            <m:t>=1</m:t>
+          </m:r>
+        </m:oMath>
+      </m:oMathPara>
+    </w:p>
+    <w:p>
+      <w:r>
+        <w:rPr>
+          <w:rFonts w:hint="eastAsia"/>
+        </w:rPr>
+        <w:t>而，</w:t>
+      </w:r>
+    </w:p>
+    <w:p>
+      <m:oMathPara>
+        <m:oMath>
+          <m:rad>
+            <m:radPr>
+              <m:ctrlPr>
+                <w:rPr>
+                  <w:rFonts w:ascii="Cambria Math" w:hAnsi="Cambria Math"/>
+                  <w:i/>
+                </w:rPr>
+              </m:ctrlPr>
+            </m:radPr>
+            <m:deg>
+              <m:r>
+                <w:rPr>
+                  <w:rFonts w:ascii="Cambria Math" w:hAnsi="Cambria Math"/>
+                </w:rPr>
+                <m:t>2+</m:t>
+              </m:r>
+              <m:f>
+                <m:fPr>
+                  <m:ctrlPr>
+                    <w:rPr>
+                      <w:rFonts w:ascii="Cambria Math" w:hAnsi="Cambria Math"/>
+                      <w:i/>
+                    </w:rPr>
+                  </m:ctrlPr>
+                </m:fPr>
+                <m:num>
+                  <m:r>
+                    <w:rPr>
+                      <w:rFonts w:ascii="Cambria Math" w:hAnsi="Cambria Math"/>
+                    </w:rPr>
+                    <m:t>1</m:t>
+                  </m:r>
+                </m:num>
+                <m:den>
+                  <m:r>
+                    <w:rPr>
+                      <w:rFonts w:ascii="Cambria Math" w:hAnsi="Cambria Math"/>
+                    </w:rPr>
+                    <m:t>∞±1</m:t>
+                  </m:r>
+                </m:den>
+              </m:f>
+            </m:deg>
+            <m:e>
+              <m:r>
+                <w:rPr>
+                  <w:rFonts w:ascii="Cambria Math" w:hAnsi="Cambria Math"/>
+                </w:rPr>
+                <m:t>1</m:t>
+              </m:r>
+            </m:e>
+          </m:rad>
+          <m:r>
+            <w:rPr>
+              <w:rFonts w:ascii="Cambria Math" w:hAnsi="Cambria Math"/>
+            </w:rPr>
+            <m:t>=</m:t>
+          </m:r>
+          <m:r>
+            <w:rPr>
+              <w:rFonts w:ascii="Cambria Math" w:hAnsi="Cambria Math"/>
+            </w:rPr>
+            <m:t>0</m:t>
+          </m:r>
+          <m:r>
+            <w:rPr>
+              <w:rFonts w:ascii="Cambria Math" w:hAnsi="Cambria Math"/>
+            </w:rPr>
+            <m:t>.570796326794897</m:t>
+          </m:r>
+        </m:oMath>
+      </m:oMathPara>
+    </w:p>
+    <w:p>
+      <w:r>
+        <w:rPr>
+          <w:rFonts w:hint="eastAsia"/>
+        </w:rPr>
+        <w:t>是因为，</w:t>
+      </w:r>
     </w:p>
     <w:p>
       <w:pPr>
@@ -16541,6 +17227,588 @@
           <w:rFonts w:hint="eastAsia"/>
         </w:rPr>
       </w:pPr>
+      <m:oMathPara>
+        <m:oMath>
+          <m:rad>
+            <m:radPr>
+              <m:ctrlPr>
+                <w:rPr>
+                  <w:rFonts w:ascii="Cambria Math" w:hAnsi="Cambria Math"/>
+                  <w:i/>
+                </w:rPr>
+              </m:ctrlPr>
+            </m:radPr>
+            <m:deg>
+              <m:r>
+                <w:rPr>
+                  <w:rFonts w:ascii="Cambria Math" w:hAnsi="Cambria Math"/>
+                </w:rPr>
+                <m:t>2+</m:t>
+              </m:r>
+              <m:f>
+                <m:fPr>
+                  <m:ctrlPr>
+                    <w:rPr>
+                      <w:rFonts w:ascii="Cambria Math" w:hAnsi="Cambria Math"/>
+                      <w:i/>
+                    </w:rPr>
+                  </m:ctrlPr>
+                </m:fPr>
+                <m:num>
+                  <m:r>
+                    <w:rPr>
+                      <w:rFonts w:ascii="Cambria Math" w:hAnsi="Cambria Math"/>
+                    </w:rPr>
+                    <m:t>1</m:t>
+                  </m:r>
+                </m:num>
+                <m:den>
+                  <m:r>
+                    <w:rPr>
+                      <w:rFonts w:ascii="Cambria Math" w:hAnsi="Cambria Math"/>
+                    </w:rPr>
+                    <m:t>∞-1</m:t>
+                  </m:r>
+                </m:den>
+              </m:f>
+            </m:deg>
+            <m:e>
+              <m:r>
+                <w:rPr>
+                  <w:rFonts w:ascii="Cambria Math" w:hAnsi="Cambria Math"/>
+                </w:rPr>
+                <m:t>1</m:t>
+              </m:r>
+            </m:e>
+          </m:rad>
+          <m:r>
+            <w:rPr>
+              <w:rFonts w:ascii="Cambria Math" w:hAnsi="Cambria Math"/>
+            </w:rPr>
+            <m:t>=</m:t>
+          </m:r>
+          <m:rad>
+            <m:radPr>
+              <m:ctrlPr>
+                <w:rPr>
+                  <w:rFonts w:ascii="Cambria Math" w:hAnsi="Cambria Math"/>
+                  <w:i/>
+                </w:rPr>
+              </m:ctrlPr>
+            </m:radPr>
+            <m:deg>
+              <m:r>
+                <w:rPr>
+                  <w:rFonts w:ascii="Cambria Math" w:hAnsi="Cambria Math"/>
+                </w:rPr>
+                <m:t>2+</m:t>
+              </m:r>
+              <m:f>
+                <m:fPr>
+                  <m:ctrlPr>
+                    <w:rPr>
+                      <w:rFonts w:ascii="Cambria Math" w:hAnsi="Cambria Math"/>
+                      <w:i/>
+                    </w:rPr>
+                  </m:ctrlPr>
+                </m:fPr>
+                <m:num>
+                  <m:r>
+                    <w:rPr>
+                      <w:rFonts w:ascii="Cambria Math" w:hAnsi="Cambria Math"/>
+                    </w:rPr>
+                    <m:t>1</m:t>
+                  </m:r>
+                </m:num>
+                <m:den>
+                  <m:r>
+                    <w:rPr>
+                      <w:rFonts w:ascii="Cambria Math" w:hAnsi="Cambria Math"/>
+                    </w:rPr>
+                    <m:t>-1</m:t>
+                  </m:r>
+                </m:den>
+              </m:f>
+            </m:deg>
+            <m:e>
+              <m:r>
+                <w:rPr>
+                  <w:rFonts w:ascii="Cambria Math" w:hAnsi="Cambria Math"/>
+                </w:rPr>
+                <m:t>1</m:t>
+              </m:r>
+            </m:e>
+          </m:rad>
+          <m:r>
+            <w:rPr>
+              <w:rFonts w:ascii="Cambria Math" w:hAnsi="Cambria Math"/>
+            </w:rPr>
+            <m:t>=</m:t>
+          </m:r>
+          <m:rad>
+            <m:radPr>
+              <m:ctrlPr>
+                <w:rPr>
+                  <w:rFonts w:ascii="Cambria Math" w:hAnsi="Cambria Math"/>
+                  <w:i/>
+                </w:rPr>
+              </m:ctrlPr>
+            </m:radPr>
+            <m:deg>
+              <m:r>
+                <w:rPr>
+                  <w:rFonts w:ascii="Cambria Math" w:hAnsi="Cambria Math"/>
+                </w:rPr>
+                <m:t>2-1</m:t>
+              </m:r>
+            </m:deg>
+            <m:e>
+              <m:r>
+                <w:rPr>
+                  <w:rFonts w:ascii="Cambria Math" w:hAnsi="Cambria Math"/>
+                </w:rPr>
+                <m:t>1</m:t>
+              </m:r>
+            </m:e>
+          </m:rad>
+          <m:r>
+            <w:rPr>
+              <w:rFonts w:ascii="Cambria Math" w:hAnsi="Cambria Math"/>
+            </w:rPr>
+            <m:t>=</m:t>
+          </m:r>
+          <m:rad>
+            <m:radPr>
+              <m:ctrlPr>
+                <w:rPr>
+                  <w:rFonts w:ascii="Cambria Math" w:hAnsi="Cambria Math"/>
+                  <w:i/>
+                </w:rPr>
+              </m:ctrlPr>
+            </m:radPr>
+            <m:deg>
+              <m:r>
+                <w:rPr>
+                  <w:rFonts w:ascii="Cambria Math" w:hAnsi="Cambria Math"/>
+                </w:rPr>
+                <m:t>1</m:t>
+              </m:r>
+            </m:deg>
+            <m:e>
+              <m:r>
+                <w:rPr>
+                  <w:rFonts w:ascii="Cambria Math" w:hAnsi="Cambria Math"/>
+                </w:rPr>
+                <m:t>1</m:t>
+              </m:r>
+            </m:e>
+          </m:rad>
+          <m:r>
+            <w:rPr>
+              <w:rFonts w:ascii="Cambria Math" w:hAnsi="Cambria Math"/>
+            </w:rPr>
+            <m:t>=1</m:t>
+          </m:r>
+        </m:oMath>
+      </m:oMathPara>
+    </w:p>
+    <w:p>
+      <m:oMathPara>
+        <m:oMath>
+          <m:rad>
+            <m:radPr>
+              <m:ctrlPr>
+                <w:rPr>
+                  <w:rFonts w:ascii="Cambria Math" w:hAnsi="Cambria Math"/>
+                  <w:i/>
+                </w:rPr>
+              </m:ctrlPr>
+            </m:radPr>
+            <m:deg>
+              <m:r>
+                <w:rPr>
+                  <w:rFonts w:ascii="Cambria Math" w:hAnsi="Cambria Math"/>
+                </w:rPr>
+                <m:t>2+</m:t>
+              </m:r>
+              <m:f>
+                <m:fPr>
+                  <m:ctrlPr>
+                    <w:rPr>
+                      <w:rFonts w:ascii="Cambria Math" w:hAnsi="Cambria Math"/>
+                      <w:i/>
+                    </w:rPr>
+                  </m:ctrlPr>
+                </m:fPr>
+                <m:num>
+                  <m:r>
+                    <w:rPr>
+                      <w:rFonts w:ascii="Cambria Math" w:hAnsi="Cambria Math"/>
+                    </w:rPr>
+                    <m:t>1</m:t>
+                  </m:r>
+                </m:num>
+                <m:den>
+                  <m:r>
+                    <w:rPr>
+                      <w:rFonts w:ascii="Cambria Math" w:hAnsi="Cambria Math"/>
+                    </w:rPr>
+                    <m:t>∞</m:t>
+                  </m:r>
+                  <m:r>
+                    <w:rPr>
+                      <w:rFonts w:ascii="Cambria Math" w:hAnsi="Cambria Math"/>
+                    </w:rPr>
+                    <m:t>+</m:t>
+                  </m:r>
+                  <m:r>
+                    <w:rPr>
+                      <w:rFonts w:ascii="Cambria Math" w:hAnsi="Cambria Math"/>
+                    </w:rPr>
+                    <m:t>1</m:t>
+                  </m:r>
+                </m:den>
+              </m:f>
+            </m:deg>
+            <m:e>
+              <m:r>
+                <w:rPr>
+                  <w:rFonts w:ascii="Cambria Math" w:hAnsi="Cambria Math"/>
+                </w:rPr>
+                <m:t>1</m:t>
+              </m:r>
+            </m:e>
+          </m:rad>
+          <m:r>
+            <w:rPr>
+              <w:rFonts w:ascii="Cambria Math" w:hAnsi="Cambria Math"/>
+            </w:rPr>
+            <m:t>=</m:t>
+          </m:r>
+          <m:rad>
+            <m:radPr>
+              <m:ctrlPr>
+                <w:rPr>
+                  <w:rFonts w:ascii="Cambria Math" w:hAnsi="Cambria Math"/>
+                  <w:i/>
+                </w:rPr>
+              </m:ctrlPr>
+            </m:radPr>
+            <m:deg>
+              <m:r>
+                <w:rPr>
+                  <w:rFonts w:ascii="Cambria Math" w:hAnsi="Cambria Math"/>
+                </w:rPr>
+                <m:t>2+</m:t>
+              </m:r>
+              <m:f>
+                <m:fPr>
+                  <m:ctrlPr>
+                    <w:rPr>
+                      <w:rFonts w:ascii="Cambria Math" w:hAnsi="Cambria Math"/>
+                      <w:i/>
+                    </w:rPr>
+                  </m:ctrlPr>
+                </m:fPr>
+                <m:num>
+                  <m:r>
+                    <w:rPr>
+                      <w:rFonts w:ascii="Cambria Math" w:hAnsi="Cambria Math"/>
+                    </w:rPr>
+                    <m:t>1</m:t>
+                  </m:r>
+                </m:num>
+                <m:den>
+                  <m:r>
+                    <w:rPr>
+                      <w:rFonts w:ascii="Cambria Math" w:hAnsi="Cambria Math"/>
+                    </w:rPr>
+                    <m:t>1</m:t>
+                  </m:r>
+                </m:den>
+              </m:f>
+            </m:deg>
+            <m:e>
+              <m:r>
+                <w:rPr>
+                  <w:rFonts w:ascii="Cambria Math" w:hAnsi="Cambria Math"/>
+                </w:rPr>
+                <m:t>1</m:t>
+              </m:r>
+            </m:e>
+          </m:rad>
+          <m:r>
+            <w:rPr>
+              <w:rFonts w:ascii="Cambria Math" w:hAnsi="Cambria Math"/>
+            </w:rPr>
+            <m:t>=</m:t>
+          </m:r>
+          <m:rad>
+            <m:radPr>
+              <m:ctrlPr>
+                <w:rPr>
+                  <w:rFonts w:ascii="Cambria Math" w:hAnsi="Cambria Math"/>
+                  <w:i/>
+                </w:rPr>
+              </m:ctrlPr>
+            </m:radPr>
+            <m:deg>
+              <m:r>
+                <w:rPr>
+                  <w:rFonts w:ascii="Cambria Math" w:hAnsi="Cambria Math"/>
+                </w:rPr>
+                <m:t>2</m:t>
+              </m:r>
+              <m:r>
+                <w:rPr>
+                  <w:rFonts w:ascii="Cambria Math" w:hAnsi="Cambria Math"/>
+                </w:rPr>
+                <m:t>+1</m:t>
+              </m:r>
+            </m:deg>
+            <m:e>
+              <m:r>
+                <w:rPr>
+                  <w:rFonts w:ascii="Cambria Math" w:hAnsi="Cambria Math"/>
+                </w:rPr>
+                <m:t>1</m:t>
+              </m:r>
+            </m:e>
+          </m:rad>
+          <m:r>
+            <w:rPr>
+              <w:rFonts w:ascii="Cambria Math" w:hAnsi="Cambria Math"/>
+            </w:rPr>
+            <m:t>=</m:t>
+          </m:r>
+          <m:rad>
+            <m:radPr>
+              <m:ctrlPr>
+                <w:rPr>
+                  <w:rFonts w:ascii="Cambria Math" w:hAnsi="Cambria Math"/>
+                  <w:i/>
+                </w:rPr>
+              </m:ctrlPr>
+            </m:radPr>
+            <m:deg>
+              <m:r>
+                <w:rPr>
+                  <w:rFonts w:ascii="Cambria Math" w:hAnsi="Cambria Math"/>
+                </w:rPr>
+                <m:t>3</m:t>
+              </m:r>
+            </m:deg>
+            <m:e>
+              <m:r>
+                <w:rPr>
+                  <w:rFonts w:ascii="Cambria Math" w:hAnsi="Cambria Math"/>
+                </w:rPr>
+                <m:t>1</m:t>
+              </m:r>
+            </m:e>
+          </m:rad>
+        </m:oMath>
+      </m:oMathPara>
+    </w:p>
+    <w:p>
+      <m:oMathPara>
+        <m:oMath>
+          <m:rad>
+            <m:radPr>
+              <m:ctrlPr>
+                <w:rPr>
+                  <w:rFonts w:ascii="Cambria Math" w:hAnsi="Cambria Math"/>
+                  <w:i/>
+                </w:rPr>
+              </m:ctrlPr>
+            </m:radPr>
+            <m:deg>
+              <m:r>
+                <w:rPr>
+                  <w:rFonts w:ascii="Cambria Math" w:hAnsi="Cambria Math"/>
+                </w:rPr>
+                <m:t>4</m:t>
+              </m:r>
+            </m:deg>
+            <m:e>
+              <m:r>
+                <w:rPr>
+                  <w:rFonts w:ascii="Cambria Math" w:hAnsi="Cambria Math"/>
+                </w:rPr>
+                <m:t>1</m:t>
+              </m:r>
+            </m:e>
+          </m:rad>
+          <m:r>
+            <w:rPr>
+              <w:rFonts w:ascii="Cambria Math" w:hAnsi="Cambria Math"/>
+            </w:rPr>
+            <m:t>=</m:t>
+          </m:r>
+          <m:r>
+            <w:rPr>
+              <w:rFonts w:ascii="Cambria Math" w:hAnsi="Cambria Math"/>
+            </w:rPr>
+            <m:t>1-</m:t>
+          </m:r>
+          <m:sSup>
+            <m:sSupPr>
+              <m:ctrlPr>
+                <w:rPr>
+                  <w:rFonts w:ascii="Cambria Math" w:hAnsi="Cambria Math"/>
+                </w:rPr>
+              </m:ctrlPr>
+            </m:sSupPr>
+            <m:e>
+              <m:d>
+                <m:dPr>
+                  <m:ctrlPr>
+                    <w:rPr>
+                      <w:rFonts w:ascii="Cambria Math" w:hAnsi="Cambria Math"/>
+                      <w:i/>
+                    </w:rPr>
+                  </m:ctrlPr>
+                </m:dPr>
+                <m:e>
+                  <m:r>
+                    <w:rPr>
+                      <w:rFonts w:ascii="Cambria Math" w:hAnsi="Cambria Math"/>
+                    </w:rPr>
+                    <m:t>1-0.570796326794897</m:t>
+                  </m:r>
+                </m:e>
+              </m:d>
+            </m:e>
+            <m:sup>
+              <m:r>
+                <w:rPr>
+                  <w:rFonts w:ascii="Cambria Math" w:hAnsi="Cambria Math"/>
+                </w:rPr>
+                <m:t>3</m:t>
+              </m:r>
+            </m:sup>
+          </m:sSup>
+          <m:r>
+            <w:rPr>
+              <w:rFonts w:ascii="Cambria Math"/>
+            </w:rPr>
+            <m:t>=</m:t>
+          </m:r>
+          <m:r>
+            <w:rPr>
+              <w:rFonts w:ascii="Cambria Math"/>
+            </w:rPr>
+            <m:t>0.966064541575208</m:t>
+          </m:r>
+          <m:r>
+            <w:rPr>
+              <w:rFonts w:ascii="Cambria Math" w:hAnsi="Cambria Math"/>
+            </w:rPr>
+            <m:t>≈</m:t>
+          </m:r>
+          <m:r>
+            <w:rPr>
+              <w:rFonts w:ascii="Cambria Math"/>
+            </w:rPr>
+            <m:t>1</m:t>
+          </m:r>
+        </m:oMath>
+      </m:oMathPara>
+    </w:p>
+    <w:p>
+      <w:r>
+        <w:rPr>
+          <w:rFonts w:hint="eastAsia"/>
+        </w:rPr>
+        <w:t>猜测</w:t>
+      </w:r>
+      <w:r>
+        <w:rPr>
+          <w:rFonts w:hint="eastAsia"/>
+        </w:rPr>
+        <w:t>这个算法为，</w:t>
+      </w:r>
+    </w:p>
+    <w:p>
+      <w:pPr>
+        <w:rPr>
+          <w:rFonts w:hint="eastAsia"/>
+        </w:rPr>
+      </w:pPr>
+      <m:oMathPara>
+        <m:oMath>
+          <m:rad>
+            <m:radPr>
+              <m:ctrlPr>
+                <w:rPr>
+                  <w:rFonts w:ascii="Cambria Math" w:hAnsi="Cambria Math"/>
+                  <w:i/>
+                </w:rPr>
+              </m:ctrlPr>
+            </m:radPr>
+            <m:deg>
+              <m:r>
+                <w:rPr>
+                  <w:rFonts w:ascii="Cambria Math" w:hAnsi="Cambria Math" w:hint="eastAsia"/>
+                </w:rPr>
+                <m:t>n</m:t>
+              </m:r>
+            </m:deg>
+            <m:e>
+              <m:r>
+                <w:rPr>
+                  <w:rFonts w:ascii="Cambria Math" w:hAnsi="Cambria Math"/>
+                </w:rPr>
+                <m:t>1</m:t>
+              </m:r>
+            </m:e>
+          </m:rad>
+          <m:r>
+            <w:rPr>
+              <w:rFonts w:ascii="Cambria Math" w:hAnsi="Cambria Math"/>
+            </w:rPr>
+            <m:t>=1-</m:t>
+          </m:r>
+          <m:sSup>
+            <m:sSupPr>
+              <m:ctrlPr>
+                <w:rPr>
+                  <w:rFonts w:ascii="Cambria Math" w:hAnsi="Cambria Math"/>
+                  <w:i/>
+                </w:rPr>
+              </m:ctrlPr>
+            </m:sSupPr>
+            <m:e>
+              <m:d>
+                <m:dPr>
+                  <m:ctrlPr>
+                    <w:rPr>
+                      <w:rFonts w:ascii="Cambria Math" w:hAnsi="Cambria Math"/>
+                      <w:i/>
+                    </w:rPr>
+                  </m:ctrlPr>
+                </m:dPr>
+                <m:e>
+                  <m:r>
+                    <w:rPr>
+                      <w:rFonts w:ascii="Cambria Math" w:hAnsi="Cambria Math"/>
+                    </w:rPr>
+                    <m:t>1-x</m:t>
+                  </m:r>
+                </m:e>
+              </m:d>
+            </m:e>
+            <m:sup>
+              <m:r>
+                <w:rPr>
+                  <w:rFonts w:ascii="Cambria Math" w:hAnsi="Cambria Math"/>
+                </w:rPr>
+                <m:t>n</m:t>
+              </m:r>
+            </m:sup>
+          </m:sSup>
+        </m:oMath>
+      </m:oMathPara>
     </w:p>
     <w:sectPr>
       <w:pgSz w:w="11906" w:h="16838"/>
